--- a/system-development/guides/development-guide-ru_RU.docx
+++ b/system-development/guides/development-guide-ru_RU.docx
@@ -85,67 +85,7 @@
         <w:jc w:val="left"/>
       </w:pPr>
       <w:r>
-        <w:rPr>
-          <w:rFonts w:ascii="Arial" w:hAnsi="Arial" w:eastAsia="Arial" w:cs="Arial"/>
-          <w:color w:val="000000"/>
-          <w:rtl w:val="0"/>
-          <w:lang w:val="ru-RU" w:eastAsia="ru-RU" w:bidi="ru-RU"/>
-        </w:rPr>
-        <w:t xml:space="preserve">Версия </w:t>
-      </w:r>
-      <w:r>
-        <w:rPr>
-          <w:rFonts w:ascii="Arial" w:hAnsi="Arial" w:eastAsia="Arial" w:cs="Arial"/>
-          <w:color w:val="000000"/>
-          <w:rtl w:val="0"/>
-          <w:lang w:val="en-US" w:eastAsia="ru-RU" w:bidi="ru-RU"/>
-        </w:rPr>
-        <w:t>1.1.2</w:t>
-      </w:r>
-      <w:r>
-        <w:rPr>
-          <w:rFonts w:ascii="Arial" w:hAnsi="Arial" w:eastAsia="Arial" w:cs="Arial"/>
-          <w:color w:val="000000"/>
-          <w:rtl w:val="0"/>
-          <w:lang w:val="ru-RU" w:eastAsia="ru-RU" w:bidi="ru-RU"/>
-        </w:rPr>
-        <w:t xml:space="preserve"> · Проверено </w:t>
-      </w:r>
-      <w:r>
-        <w:rPr>
-          <w:rFonts w:ascii="Arial" w:hAnsi="Arial" w:eastAsia="Arial" w:cs="Arial"/>
-          <w:color w:val="000000"/>
-          <w:rtl w:val="0"/>
-          <w:lang w:val="en-US" w:eastAsia="ru-RU" w:bidi="ru-RU"/>
-        </w:rPr>
-        <w:t>8</w:t>
-      </w:r>
-      <w:r>
-        <w:rPr>
-          <w:rFonts w:ascii="Arial" w:hAnsi="Arial" w:eastAsia="Arial" w:cs="Arial"/>
-          <w:color w:val="000000"/>
-          <w:rtl w:val="0"/>
-          <w:lang w:val="ru-RU" w:eastAsia="ru-RU" w:bidi="ru-RU"/>
-        </w:rPr>
-        <w:t xml:space="preserve"> октября </w:t>
-      </w:r>
-      <w:r>
-        <w:rPr>
-          <w:rFonts w:ascii="Arial" w:hAnsi="Arial" w:eastAsia="Arial" w:cs="Arial"/>
-          <w:color w:val="000000"/>
-          <w:rtl w:val="0"/>
-          <w:lang w:val="en-US" w:eastAsia="ru-RU" w:bidi="ru-RU"/>
-        </w:rPr>
-        <w:t>2026</w:t>
-      </w:r>
-      <w:r>
-        <w:rPr>
-          <w:rFonts w:ascii="Arial" w:hAnsi="Arial" w:eastAsia="Arial" w:cs="Arial"/>
-          <w:color w:val="000000"/>
-          <w:rtl w:val="0"/>
-          <w:lang w:val="ru-RU" w:eastAsia="ru-RU" w:bidi="ru-RU"/>
-        </w:rPr>
-        <w:t xml:space="preserve"> года</w:t>
+        <w:t>1.4.0 · 2026-10-10</w:t>
       </w:r>
     </w:p>
     <w:p>
@@ -327,7 +267,7 @@
           <w:rtl w:val="0"/>
           <w:lang w:val="en-US" w:eastAsia="ru-RU" w:bidi="ru-RU"/>
         </w:rPr>
-        <w:t>PrintNode</w:t>
+        <w:t>CUPS</w:t>
       </w:r>
       <w:r>
         <w:rPr>
@@ -1002,7 +942,7 @@
               <w:left w:w="100" w:type="dxa"/>
               <w:right w:w="100" w:type="dxa"/>
             </w:tcMar>
-            <w:shd w:fill="E7EDF2"/>
+            <w:shd w:fill="D9D9D9" w:val="clear"/>
           </w:tcPr>
           <w:p>
             <w:pPr>
@@ -1034,7 +974,7 @@
               <w:left w:w="100" w:type="dxa"/>
               <w:right w:w="100" w:type="dxa"/>
             </w:tcMar>
-            <w:shd w:fill="E7EDF2"/>
+            <w:shd w:fill="D9D9D9" w:val="clear"/>
           </w:tcPr>
           <w:p>
             <w:pPr>
@@ -1686,133 +1626,14 @@
     <w:p>
       <w:pPr>
         <w:bidi w:val="0"/>
-        <w:jc w:val="left"/>
+        <w:jc w:val="start"/>
       </w:pPr>
       <w:r>
         <w:rPr>
-          <w:rFonts w:ascii="Arial" w:hAnsi="Arial" w:eastAsia="Arial" w:cs="Arial"/>
-          <w:color w:val="000000"/>
-          <w:rtl w:val="0"/>
-          <w:lang w:val="en-US" w:eastAsia="ru-RU" w:bidi="ru-RU"/>
-        </w:rPr>
-        <w:t>classic</w:t>
-      </w:r>
-      <w:r>
-        <w:rPr>
-          <w:rFonts w:ascii="Arial" w:hAnsi="Arial" w:eastAsia="Arial" w:cs="Arial"/>
-          <w:color w:val="000000"/>
-          <w:rtl w:val="0"/>
-          <w:lang w:val="ru-RU" w:eastAsia="ru-RU" w:bidi="ru-RU"/>
-        </w:rPr>
-        <w:t xml:space="preserve"> и </w:t>
-      </w:r>
-      <w:r>
-        <w:rPr>
-          <w:rFonts w:ascii="Arial" w:hAnsi="Arial" w:eastAsia="Arial" w:cs="Arial"/>
-          <w:color w:val="000000"/>
-          <w:rtl w:val="0"/>
-          <w:lang w:val="en-US" w:eastAsia="ru-RU" w:bidi="ru-RU"/>
-        </w:rPr>
-        <w:t>compact</w:t>
-      </w:r>
-      <w:r>
-        <w:rPr>
-          <w:rFonts w:ascii="Arial" w:hAnsi="Arial" w:eastAsia="Arial" w:cs="Arial"/>
-          <w:color w:val="000000"/>
-          <w:rtl w:val="0"/>
-          <w:lang w:val="ru-RU" w:eastAsia="ru-RU" w:bidi="ru-RU"/>
-        </w:rPr>
-        <w:t xml:space="preserve"> используют </w:t>
-      </w:r>
-      <w:r>
-        <w:rPr>
-          <w:rFonts w:ascii="Arial" w:hAnsi="Arial" w:eastAsia="Arial" w:cs="Arial"/>
-          <w:color w:val="000000"/>
-          <w:rtl w:val="0"/>
-          <w:lang w:val="en-US" w:eastAsia="ru-RU" w:bidi="ru-RU"/>
-        </w:rPr>
-        <w:t>A4</w:t>
-      </w:r>
-      <w:r>
-        <w:rPr>
-          <w:rFonts w:ascii="Arial" w:hAnsi="Arial" w:eastAsia="Arial" w:cs="Arial"/>
-          <w:color w:val="000000"/>
-          <w:rtl w:val="0"/>
-          <w:lang w:val="ru-RU" w:eastAsia="ru-RU" w:bidi="ru-RU"/>
-        </w:rPr>
-        <w:t xml:space="preserve"> вертикально. Термошаблон имеет ширину </w:t>
-      </w:r>
-      <w:r>
-        <w:rPr>
-          <w:rFonts w:ascii="Arial" w:hAnsi="Arial" w:eastAsia="Arial" w:cs="Arial"/>
-          <w:color w:val="000000"/>
-          <w:rtl w:val="0"/>
-          <w:lang w:val="en-US" w:eastAsia="ru-RU" w:bidi="ru-RU"/>
-        </w:rPr>
-        <w:t>PDF</w:t>
-      </w:r>
-      <w:r>
-        <w:rPr>
-          <w:rFonts w:ascii="Arial" w:hAnsi="Arial" w:eastAsia="Arial" w:cs="Arial"/>
-          <w:color w:val="000000"/>
-          <w:rtl w:val="0"/>
-          <w:lang w:val="ru-RU" w:eastAsia="ru-RU" w:bidi="ru-RU"/>
-        </w:rPr>
-        <w:t xml:space="preserve"> </w:t>
-      </w:r>
-      <w:r>
-        <w:rPr>
-          <w:rFonts w:ascii="Arial" w:hAnsi="Arial" w:eastAsia="Arial" w:cs="Arial"/>
-          <w:color w:val="000000"/>
-          <w:rtl w:val="0"/>
-          <w:lang w:val="en-US" w:eastAsia="ru-RU" w:bidi="ru-RU"/>
-        </w:rPr>
-        <w:t>80</w:t>
-      </w:r>
-      <w:r>
-        <w:rPr>
-          <w:rFonts w:ascii="Arial" w:hAnsi="Arial" w:eastAsia="Arial" w:cs="Arial"/>
-          <w:color w:val="000000"/>
-          <w:rtl w:val="0"/>
-          <w:lang w:val="ru-RU" w:eastAsia="ru-RU" w:bidi="ru-RU"/>
-        </w:rPr>
-        <w:t xml:space="preserve"> мм и переменную высоту до </w:t>
-      </w:r>
-      <w:r>
-        <w:rPr>
-          <w:rFonts w:ascii="Arial" w:hAnsi="Arial" w:eastAsia="Arial" w:cs="Arial"/>
-          <w:color w:val="000000"/>
-          <w:rtl w:val="0"/>
-          <w:lang w:val="en-US" w:eastAsia="ru-RU" w:bidi="ru-RU"/>
-        </w:rPr>
-        <w:t>1000</w:t>
-      </w:r>
-      <w:r>
-        <w:rPr>
-          <w:rFonts w:ascii="Arial" w:hAnsi="Arial" w:eastAsia="Arial" w:cs="Arial"/>
-          <w:color w:val="000000"/>
-          <w:rtl w:val="0"/>
-          <w:lang w:val="ru-RU" w:eastAsia="ru-RU" w:bidi="ru-RU"/>
-        </w:rPr>
-        <w:t xml:space="preserve"> мм на страницу. Бумагу браузера задает драйвер. Проверьте образец, реальный заказ, </w:t>
-      </w:r>
-      <w:r>
-        <w:rPr>
-          <w:rFonts w:ascii="Arial" w:hAnsi="Arial" w:eastAsia="Arial" w:cs="Arial"/>
-          <w:color w:val="000000"/>
-          <w:rtl w:val="0"/>
-          <w:lang w:val="en-US" w:eastAsia="ru-RU" w:bidi="ru-RU"/>
-        </w:rPr>
-        <w:t>RTL</w:t>
-      </w:r>
-      <w:r>
-        <w:rPr>
-          <w:rFonts w:ascii="Arial" w:hAnsi="Arial" w:eastAsia="Arial" w:cs="Arial"/>
-          <w:color w:val="000000"/>
-          <w:rtl w:val="0"/>
-          <w:lang w:val="ru-RU" w:eastAsia="ru-RU" w:bidi="ru-RU"/>
-        </w:rPr>
-        <w:t xml:space="preserve"> и физическую печать перед автоматизацией.</w:t>
+          <w:lang w:val="ru-RU" w:bidi="ru-RU"/>
+          <w:rtl w:val="0"/>
+        </w:rPr>
+        <w:t>Classic и compact используют A4, classic-a5 — A5. Thermal и thermal58 имеют страницы 80 × 297 и 58 × 297 мм. Этикетка использует A6, упаковочный лист — A4. Бумагу браузера задаёт драйвер. Для 58 мм выбирайте QR и проверяйте бумажный результат.</w:t>
       </w:r>
     </w:p>
     <w:p>
@@ -2373,286 +2194,14 @@
     <w:p>
       <w:pPr>
         <w:bidi w:val="0"/>
-        <w:jc w:val="left"/>
+        <w:jc w:val="start"/>
       </w:pPr>
       <w:r>
         <w:rPr>
-          <w:rFonts w:ascii="Arial" w:hAnsi="Arial" w:eastAsia="Arial" w:cs="Arial"/>
-          <w:color w:val="000000"/>
-          <w:rtl w:val="0"/>
-          <w:lang w:val="ru-RU" w:eastAsia="ru-RU" w:bidi="ru-RU"/>
-        </w:rPr>
-        <w:t xml:space="preserve">Шаблон получает </w:t>
-      </w:r>
-      <w:r>
-        <w:rPr>
-          <w:rFonts w:ascii="Courier New" w:hAnsi="Courier New" w:eastAsia="Courier New" w:cs="Courier New"/>
-          <w:color w:val="000000"/>
-          <w:rtl w:val="0"/>
-          <w:lang w:val="en-US" w:eastAsia="ru-RU" w:bidi="ru-RU"/>
-        </w:rPr>
-        <w:t>$invoice</w:t>
-      </w:r>
-      <w:r>
-        <w:rPr>
-          <w:rFonts w:ascii="Arial" w:hAnsi="Arial" w:eastAsia="Arial" w:cs="Arial"/>
-          <w:color w:val="000000"/>
-          <w:rtl w:val="0"/>
-          <w:lang w:val="ru-RU" w:eastAsia="ru-RU" w:bidi="ru-RU"/>
-        </w:rPr>
-        <w:t xml:space="preserve"> и </w:t>
-      </w:r>
-      <w:r>
-        <w:rPr>
-          <w:rFonts w:ascii="Courier New" w:hAnsi="Courier New" w:eastAsia="Courier New" w:cs="Courier New"/>
-          <w:color w:val="000000"/>
-          <w:rtl w:val="0"/>
-          <w:lang w:val="en-US" w:eastAsia="ru-RU" w:bidi="ru-RU"/>
-        </w:rPr>
-        <w:t>$template.</w:t>
-      </w:r>
-      <w:r>
-        <w:rPr>
-          <w:rFonts w:ascii="Arial" w:hAnsi="Arial" w:eastAsia="Arial" w:cs="Arial"/>
-          <w:color w:val="000000"/>
-          <w:rtl w:val="0"/>
-          <w:lang w:val="ru-RU" w:eastAsia="ru-RU" w:bidi="ru-RU"/>
-        </w:rPr>
-        <w:t xml:space="preserve"> Сохраните </w:t>
-      </w:r>
-      <w:r>
-        <w:rPr>
-          <w:rFonts w:ascii="Arial" w:hAnsi="Arial" w:eastAsia="Arial" w:cs="Arial"/>
-          <w:color w:val="000000"/>
-          <w:rtl w:val="0"/>
-          <w:lang w:val="en-US" w:eastAsia="ru-RU" w:bidi="ru-RU"/>
-        </w:rPr>
-        <w:t>ABSPATH</w:t>
-      </w:r>
-      <w:r>
-        <w:rPr>
-          <w:rFonts w:ascii="Arial" w:hAnsi="Arial" w:eastAsia="Arial" w:cs="Arial"/>
-          <w:color w:val="000000"/>
-          <w:rtl w:val="0"/>
-          <w:lang w:val="ru-RU" w:eastAsia="ru-RU" w:bidi="ru-RU"/>
-        </w:rPr>
-        <w:t xml:space="preserve">, </w:t>
-      </w:r>
-      <w:r>
-        <w:rPr>
-          <w:rFonts w:ascii="Arial" w:hAnsi="Arial" w:eastAsia="Arial" w:cs="Arial"/>
-          <w:color w:val="000000"/>
-          <w:rtl w:val="0"/>
-          <w:lang w:val="en-US" w:eastAsia="ru-RU" w:bidi="ru-RU"/>
-        </w:rPr>
-        <w:t>UTF-8</w:t>
-      </w:r>
-      <w:r>
-        <w:rPr>
-          <w:rFonts w:ascii="Arial" w:hAnsi="Arial" w:eastAsia="Arial" w:cs="Arial"/>
-          <w:color w:val="000000"/>
-          <w:rtl w:val="0"/>
-          <w:lang w:val="ru-RU" w:eastAsia="ru-RU" w:bidi="ru-RU"/>
-        </w:rPr>
-        <w:t xml:space="preserve"> и языковой тег. </w:t>
-      </w:r>
-      <w:r>
-        <w:rPr>
-          <w:rFonts w:ascii="Arial" w:hAnsi="Arial" w:eastAsia="Arial" w:cs="Arial"/>
-          <w:color w:val="000000"/>
-          <w:rtl w:val="0"/>
-          <w:lang w:val="en-US" w:eastAsia="ru-RU" w:bidi="ru-RU"/>
-        </w:rPr>
-        <w:t>dir</w:t>
-      </w:r>
-      <w:r>
-        <w:rPr>
-          <w:rFonts w:ascii="Arial" w:hAnsi="Arial" w:eastAsia="Arial" w:cs="Arial"/>
-          <w:color w:val="000000"/>
-          <w:rtl w:val="0"/>
-          <w:lang w:val="ru-RU" w:eastAsia="ru-RU" w:bidi="ru-RU"/>
-        </w:rPr>
-        <w:t xml:space="preserve"> и </w:t>
-      </w:r>
-      <w:r>
-        <w:rPr>
-          <w:rFonts w:ascii="Arial" w:hAnsi="Arial" w:eastAsia="Arial" w:cs="Arial"/>
-          <w:color w:val="000000"/>
-          <w:rtl w:val="0"/>
-          <w:lang w:val="en-US" w:eastAsia="ru-RU" w:bidi="ru-RU"/>
-        </w:rPr>
-        <w:t>direction</w:t>
-      </w:r>
-      <w:r>
-        <w:rPr>
-          <w:rFonts w:ascii="Arial" w:hAnsi="Arial" w:eastAsia="Arial" w:cs="Arial"/>
-          <w:color w:val="000000"/>
-          <w:rtl w:val="0"/>
-          <w:lang w:val="ru-RU" w:eastAsia="ru-RU" w:bidi="ru-RU"/>
-        </w:rPr>
-        <w:t xml:space="preserve"> определяйте через </w:t>
-      </w:r>
-      <w:r>
-        <w:rPr>
-          <w:rFonts w:ascii="Courier New" w:hAnsi="Courier New" w:eastAsia="Courier New" w:cs="Courier New"/>
-          <w:color w:val="000000"/>
-          <w:rtl w:val="0"/>
-          <w:lang w:val="en-US" w:eastAsia="ru-RU" w:bidi="ru-RU"/>
-        </w:rPr>
-        <w:t>$invoice-&gt;rtl</w:t>
-      </w:r>
-      <w:r>
-        <w:rPr>
-          <w:rFonts w:ascii="Arial" w:hAnsi="Arial" w:eastAsia="Arial" w:cs="Arial"/>
-          <w:color w:val="000000"/>
-          <w:rtl w:val="0"/>
-          <w:lang w:val="ru-RU" w:eastAsia="ru-RU" w:bidi="ru-RU"/>
-        </w:rPr>
-        <w:t xml:space="preserve">; меняйте выравнивание и поля, изолируйте </w:t>
-      </w:r>
-      <w:r>
-        <w:rPr>
-          <w:rFonts w:ascii="Arial" w:hAnsi="Arial" w:eastAsia="Arial" w:cs="Arial"/>
-          <w:color w:val="000000"/>
-          <w:rtl w:val="0"/>
-          <w:lang w:val="en-US" w:eastAsia="ru-RU" w:bidi="ru-RU"/>
-        </w:rPr>
-        <w:t>email</w:t>
-      </w:r>
-      <w:r>
-        <w:rPr>
-          <w:rFonts w:ascii="Arial" w:hAnsi="Arial" w:eastAsia="Arial" w:cs="Arial"/>
-          <w:color w:val="000000"/>
-          <w:rtl w:val="0"/>
-          <w:lang w:val="ru-RU" w:eastAsia="ru-RU" w:bidi="ru-RU"/>
-        </w:rPr>
-        <w:t xml:space="preserve">, </w:t>
-      </w:r>
-      <w:r>
-        <w:rPr>
-          <w:rFonts w:ascii="Arial" w:hAnsi="Arial" w:eastAsia="Arial" w:cs="Arial"/>
-          <w:color w:val="000000"/>
-          <w:rtl w:val="0"/>
-          <w:lang w:val="en-US" w:eastAsia="ru-RU" w:bidi="ru-RU"/>
-        </w:rPr>
-        <w:t>SKU</w:t>
-      </w:r>
-      <w:r>
-        <w:rPr>
-          <w:rFonts w:ascii="Arial" w:hAnsi="Arial" w:eastAsia="Arial" w:cs="Arial"/>
-          <w:color w:val="000000"/>
-          <w:rtl w:val="0"/>
-          <w:lang w:val="ru-RU" w:eastAsia="ru-RU" w:bidi="ru-RU"/>
-        </w:rPr>
-        <w:t xml:space="preserve"> и телефоны как </w:t>
-      </w:r>
-      <w:r>
-        <w:rPr>
-          <w:rFonts w:ascii="Arial" w:hAnsi="Arial" w:eastAsia="Arial" w:cs="Arial"/>
-          <w:color w:val="000000"/>
-          <w:rtl w:val="0"/>
-          <w:lang w:val="en-US" w:eastAsia="ru-RU" w:bidi="ru-RU"/>
-        </w:rPr>
-        <w:t>LTR.</w:t>
-      </w:r>
-      <w:r>
-        <w:rPr>
-          <w:rFonts w:ascii="Arial" w:hAnsi="Arial" w:eastAsia="Arial" w:cs="Arial"/>
-          <w:color w:val="000000"/>
-          <w:rtl w:val="0"/>
-          <w:lang w:val="ru-RU" w:eastAsia="ru-RU" w:bidi="ru-RU"/>
-        </w:rPr>
-        <w:t xml:space="preserve"> Проверяйте простую </w:t>
-      </w:r>
-      <w:r>
-        <w:rPr>
-          <w:rFonts w:ascii="Arial" w:hAnsi="Arial" w:eastAsia="Arial" w:cs="Arial"/>
-          <w:color w:val="000000"/>
-          <w:rtl w:val="0"/>
-          <w:lang w:val="en-US" w:eastAsia="ru-RU" w:bidi="ru-RU"/>
-        </w:rPr>
-        <w:t>CSS-</w:t>
-      </w:r>
-      <w:r>
-        <w:rPr>
-          <w:rFonts w:ascii="Arial" w:hAnsi="Arial" w:eastAsia="Arial" w:cs="Arial"/>
-          <w:color w:val="000000"/>
-          <w:rtl w:val="0"/>
-          <w:lang w:val="ru-RU" w:eastAsia="ru-RU" w:bidi="ru-RU"/>
-        </w:rPr>
-        <w:t xml:space="preserve">разметку в браузере и </w:t>
-      </w:r>
-      <w:r>
-        <w:rPr>
-          <w:rFonts w:ascii="Arial" w:hAnsi="Arial" w:eastAsia="Arial" w:cs="Arial"/>
-          <w:color w:val="000000"/>
-          <w:rtl w:val="0"/>
-          <w:lang w:val="en-US" w:eastAsia="ru-RU" w:bidi="ru-RU"/>
-        </w:rPr>
-        <w:t>mPDF.</w:t>
-      </w:r>
-      <w:r>
-        <w:rPr>
-          <w:rFonts w:ascii="Arial" w:hAnsi="Arial" w:eastAsia="Arial" w:cs="Arial"/>
-          <w:color w:val="000000"/>
-          <w:rtl w:val="0"/>
-          <w:lang w:val="ru-RU" w:eastAsia="ru-RU" w:bidi="ru-RU"/>
-        </w:rPr>
-        <w:t xml:space="preserve"> Для </w:t>
-      </w:r>
-      <w:r>
-        <w:rPr>
-          <w:rFonts w:ascii="Arial" w:hAnsi="Arial" w:eastAsia="Arial" w:cs="Arial"/>
-          <w:color w:val="000000"/>
-          <w:rtl w:val="0"/>
-          <w:lang w:val="en-US" w:eastAsia="ru-RU" w:bidi="ru-RU"/>
-        </w:rPr>
-        <w:t>80mm</w:t>
-      </w:r>
-      <w:r>
-        <w:rPr>
-          <w:rFonts w:ascii="Arial" w:hAnsi="Arial" w:eastAsia="Arial" w:cs="Arial"/>
-          <w:color w:val="000000"/>
-          <w:rtl w:val="0"/>
-          <w:lang w:val="ru-RU" w:eastAsia="ru-RU" w:bidi="ru-RU"/>
-        </w:rPr>
-        <w:t xml:space="preserve"> сохраните </w:t>
-      </w:r>
-      <w:r>
-        <w:rPr>
-          <w:rFonts w:ascii="Arial" w:hAnsi="Arial" w:eastAsia="Arial" w:cs="Arial"/>
-          <w:color w:val="000000"/>
-          <w:rtl w:val="0"/>
-          <w:lang w:val="en-US" w:eastAsia="ru-RU" w:bidi="ru-RU"/>
-        </w:rPr>
-        <w:t>class=</w:t>
-      </w:r>
-      <w:r>
-        <w:rPr>
-          <w:rFonts w:ascii="Arial" w:hAnsi="Arial" w:eastAsia="Arial" w:cs="Arial"/>
-          <w:color w:val="000000"/>
-          <w:rtl w:val="0"/>
-          <w:lang w:val="ru-RU" w:eastAsia="ru-RU" w:bidi="ru-RU"/>
-        </w:rPr>
-        <w:t>"</w:t>
-      </w:r>
-      <w:r>
-        <w:rPr>
-          <w:rFonts w:ascii="Arial" w:hAnsi="Arial" w:eastAsia="Arial" w:cs="Arial"/>
-          <w:color w:val="000000"/>
-          <w:rtl w:val="0"/>
-          <w:lang w:val="en-US" w:eastAsia="ru-RU" w:bidi="ru-RU"/>
-        </w:rPr>
-        <w:t>item</w:t>
-      </w:r>
-      <w:r>
-        <w:rPr>
-          <w:rFonts w:ascii="Arial" w:hAnsi="Arial" w:eastAsia="Arial" w:cs="Arial"/>
-          <w:color w:val="000000"/>
-          <w:rtl w:val="0"/>
-          <w:lang w:val="ru-RU" w:eastAsia="ru-RU" w:bidi="ru-RU"/>
-        </w:rPr>
-        <w:t>" для оценки высоты.</w:t>
+          <w:lang w:val="ru-RU" w:bidi="ru-RU"/>
+          <w:rtl w:val="0"/>
+        </w:rPr>
+        <w:t xml:space="preserve">Шаблон получает $invoice и $template. Сохраните ABSPATH, UTF-8 и языковой тег. dir и direction определяйте через $invoice-&gt;rtl; меняйте выравнивание и поля, изолируйте email, SKU и телефоны как LTR. Проверяйте простую CSS-разметку в браузере и mPDF. </w:t>
       </w:r>
     </w:p>
     <w:p>
@@ -3020,7 +2569,7 @@
               <w:left w:w="100" w:type="dxa"/>
               <w:right w:w="100" w:type="dxa"/>
             </w:tcMar>
-            <w:shd w:fill="E7EDF2"/>
+            <w:shd w:fill="D9D9D9" w:val="clear"/>
           </w:tcPr>
           <w:p>
             <w:pPr>
@@ -3052,7 +2601,7 @@
               <w:left w:w="100" w:type="dxa"/>
               <w:right w:w="100" w:type="dxa"/>
             </w:tcMar>
-            <w:shd w:fill="E7EDF2"/>
+            <w:shd w:fill="D9D9D9" w:val="clear"/>
           </w:tcPr>
           <w:p>
             <w:pPr>
@@ -3123,17 +2672,12 @@
           <w:p>
             <w:pPr>
               <w:bidi w:val="0"/>
-              <w:spacing w:after="0" w:line="269" w:lineRule="auto"/>
-              <w:jc w:val="left"/>
+              <w:jc w:val="start"/>
             </w:pPr>
             <w:r>
               <w:rPr>
-                <w:rFonts w:ascii="Courier New" w:hAnsi="Courier New" w:eastAsia="Courier New" w:cs="Courier New"/>
-                <w:b w:val="0"/>
-                <w:color w:val="000000"/>
-                <w:sz w:val="18"/>
+                <w:lang w:val="ru-RU" w:bidi="ru-RU"/>
                 <w:rtl w:val="0"/>
-                <w:lang w:val="en-US" w:eastAsia="ru-RU" w:bidi="ru-RU"/>
               </w:rPr>
               <w:t>id, number, date, paid_date, currency, status</w:t>
             </w:r>
@@ -3253,19 +2797,14 @@
           <w:p>
             <w:pPr>
               <w:bidi w:val="0"/>
-              <w:spacing w:after="0" w:line="269" w:lineRule="auto"/>
-              <w:jc w:val="left"/>
+              <w:jc w:val="start"/>
             </w:pPr>
             <w:r>
               <w:rPr>
-                <w:rFonts w:ascii="Courier New" w:hAnsi="Courier New" w:eastAsia="Courier New" w:cs="Courier New"/>
-                <w:b w:val="0"/>
-                <w:color w:val="000000"/>
-                <w:sz w:val="18"/>
+                <w:lang w:val="ru-RU" w:bidi="ru-RU"/>
                 <w:rtl w:val="0"/>
-                <w:lang w:val="en-US" w:eastAsia="ru-RU" w:bidi="ru-RU"/>
               </w:rPr>
-              <w:t>name, company, billing_address, shipping_address, phone, email</w:t>
+              <w:t>name, company, billing_address, shipping_address, phone, shipping_phone, email, recipient, billing_components</w:t>
             </w:r>
           </w:p>
         </w:tc>
@@ -3318,19 +2857,14 @@
           <w:p>
             <w:pPr>
               <w:bidi w:val="0"/>
-              <w:spacing w:after="0" w:line="269" w:lineRule="auto"/>
-              <w:jc w:val="left"/>
+              <w:jc w:val="start"/>
             </w:pPr>
             <w:r>
               <w:rPr>
-                <w:rFonts w:ascii="Courier New" w:hAnsi="Courier New" w:eastAsia="Courier New" w:cs="Courier New"/>
-                <w:b w:val="0"/>
-                <w:color w:val="000000"/>
-                <w:sz w:val="18"/>
+                <w:lang w:val="ru-RU" w:bidi="ru-RU"/>
                 <w:rtl w:val="0"/>
-                <w:lang w:val="en-US" w:eastAsia="ru-RU" w:bidi="ru-RU"/>
               </w:rPr>
-              <w:t>name, variation, sku, quantity, unit_price, subtotal, discount, tax, total</w:t>
+              <w:t>item_id, product_id, variation_id, name, variation, sku, quantity, refunded_quantity, weight, unit_price, subtotal, discount, tax, total</w:t>
             </w:r>
           </w:p>
         </w:tc>
@@ -3448,19 +2982,14 @@
           <w:p>
             <w:pPr>
               <w:bidi w:val="0"/>
-              <w:spacing w:after="0" w:line="269" w:lineRule="auto"/>
-              <w:jc w:val="left"/>
+              <w:jc w:val="start"/>
             </w:pPr>
             <w:r>
               <w:rPr>
-                <w:rFonts w:ascii="Courier New" w:hAnsi="Courier New" w:eastAsia="Courier New" w:cs="Courier New"/>
-                <w:b w:val="0"/>
-                <w:color w:val="000000"/>
-                <w:sz w:val="18"/>
+                <w:lang w:val="ru-RU" w:bidi="ru-RU"/>
                 <w:rtl w:val="0"/>
-                <w:lang w:val="en-US" w:eastAsia="ru-RU" w:bidi="ru-RU"/>
               </w:rPr>
-              <w:t>payment_method, shipping_method, note</w:t>
+              <w:t>payment_method, shipping_method, note, payment_confirmed, show_paid_date, show_shipping_phone, label_show_sender, document_codes</w:t>
             </w:r>
           </w:p>
         </w:tc>
@@ -3927,7 +3456,7 @@
               <w:left w:w="100" w:type="dxa"/>
               <w:right w:w="100" w:type="dxa"/>
             </w:tcMar>
-            <w:shd w:fill="E7EDF2"/>
+            <w:shd w:fill="D9D9D9" w:val="clear"/>
           </w:tcPr>
           <w:p>
             <w:pPr>
@@ -3959,7 +3488,7 @@
               <w:left w:w="100" w:type="dxa"/>
               <w:right w:w="100" w:type="dxa"/>
             </w:tcMar>
-            <w:shd w:fill="E7EDF2"/>
+            <w:shd w:fill="D9D9D9" w:val="clear"/>
           </w:tcPr>
           <w:p>
             <w:pPr>
@@ -5327,409 +4856,31 @@
     <w:p>
       <w:pPr>
         <w:bidi w:val="0"/>
-        <w:jc w:val="left"/>
+        <w:jc w:val="start"/>
       </w:pPr>
       <w:r>
         <w:rPr>
+          <w:lang w:val="ru-RU" w:bidi="ru-RU" w:eastAsia="ru-RU"/>
+          <w:color w:val="000000"/>
+          <w:rtl w:val="0"/>
           <w:rFonts w:ascii="Arial" w:hAnsi="Arial" w:eastAsia="Arial" w:cs="Arial"/>
-          <w:color w:val="000000"/>
-          <w:rtl w:val="0"/>
-          <w:lang w:val="ru-RU" w:eastAsia="ru-RU" w:bidi="ru-RU"/>
-        </w:rPr>
-        <w:t xml:space="preserve">Регистрация не добавляет выбор в интерфейс. Настройки, автоматизация и </w:t>
-      </w:r>
-      <w:r>
-        <w:rPr>
-          <w:rFonts w:ascii="Arial" w:hAnsi="Arial" w:eastAsia="Arial" w:cs="Arial"/>
-          <w:color w:val="000000"/>
-          <w:rtl w:val="0"/>
-          <w:lang w:val="en-US" w:eastAsia="ru-RU" w:bidi="ru-RU"/>
-        </w:rPr>
-        <w:t>REST</w:t>
-      </w:r>
-      <w:r>
-        <w:rPr>
-          <w:rFonts w:ascii="Arial" w:hAnsi="Arial" w:eastAsia="Arial" w:cs="Arial"/>
-          <w:color w:val="000000"/>
-          <w:rtl w:val="0"/>
-          <w:lang w:val="ru-RU" w:eastAsia="ru-RU" w:bidi="ru-RU"/>
-        </w:rPr>
-        <w:t xml:space="preserve"> </w:t>
-      </w:r>
-      <w:r>
-        <w:rPr>
-          <w:rFonts w:ascii="Courier New" w:hAnsi="Courier New" w:eastAsia="Courier New" w:cs="Courier New"/>
-          <w:color w:val="000000"/>
-          <w:rtl w:val="0"/>
-          <w:lang w:val="en-US" w:eastAsia="ru-RU" w:bidi="ru-RU"/>
-        </w:rPr>
-        <w:t>/print</w:t>
-      </w:r>
-      <w:r>
-        <w:rPr>
-          <w:rFonts w:ascii="Arial" w:hAnsi="Arial" w:eastAsia="Arial" w:cs="Arial"/>
-          <w:color w:val="000000"/>
-          <w:rtl w:val="0"/>
-          <w:lang w:val="ru-RU" w:eastAsia="ru-RU" w:bidi="ru-RU"/>
-        </w:rPr>
-        <w:t xml:space="preserve"> привязаны к </w:t>
-      </w:r>
-      <w:r>
-        <w:rPr>
-          <w:rFonts w:ascii="Arial" w:hAnsi="Arial" w:eastAsia="Arial" w:cs="Arial"/>
-          <w:color w:val="000000"/>
-          <w:rtl w:val="0"/>
-          <w:lang w:val="en-US" w:eastAsia="ru-RU" w:bidi="ru-RU"/>
-        </w:rPr>
-        <w:t>PrintNode</w:t>
-      </w:r>
-      <w:r>
-        <w:rPr>
-          <w:rFonts w:ascii="Arial" w:hAnsi="Arial" w:eastAsia="Arial" w:cs="Arial"/>
-          <w:color w:val="000000"/>
-          <w:rtl w:val="0"/>
-          <w:lang w:val="ru-RU" w:eastAsia="ru-RU" w:bidi="ru-RU"/>
-        </w:rPr>
-        <w:t xml:space="preserve">; </w:t>
-      </w:r>
-      <w:r>
-        <w:rPr>
-          <w:rFonts w:ascii="Courier New" w:hAnsi="Courier New" w:eastAsia="Courier New" w:cs="Courier New"/>
-          <w:color w:val="000000"/>
-          <w:rtl w:val="0"/>
-          <w:lang w:val="en-US" w:eastAsia="ru-RU" w:bidi="ru-RU"/>
-        </w:rPr>
-        <w:t>create_manual</w:t>
-      </w:r>
-      <w:r>
-        <w:rPr>
-          <w:rFonts w:ascii="Arial" w:hAnsi="Arial" w:eastAsia="Arial" w:cs="Arial"/>
-          <w:color w:val="000000"/>
-          <w:rtl w:val="0"/>
-          <w:lang w:val="ru-RU" w:eastAsia="ru-RU" w:bidi="ru-RU"/>
-        </w:rPr>
-        <w:t xml:space="preserve"> принимает только </w:t>
-      </w:r>
-      <w:r>
-        <w:rPr>
-          <w:rFonts w:ascii="Arial" w:hAnsi="Arial" w:eastAsia="Arial" w:cs="Arial"/>
-          <w:color w:val="000000"/>
-          <w:rtl w:val="0"/>
-          <w:lang w:val="en-US" w:eastAsia="ru-RU" w:bidi="ru-RU"/>
-        </w:rPr>
-        <w:t>browser</w:t>
-      </w:r>
-      <w:r>
-        <w:rPr>
-          <w:rFonts w:ascii="Arial" w:hAnsi="Arial" w:eastAsia="Arial" w:cs="Arial"/>
-          <w:color w:val="000000"/>
-          <w:rtl w:val="0"/>
-          <w:lang w:val="ru-RU" w:eastAsia="ru-RU" w:bidi="ru-RU"/>
-        </w:rPr>
-        <w:t xml:space="preserve"> и </w:t>
-      </w:r>
-      <w:r>
-        <w:rPr>
-          <w:rFonts w:ascii="Arial" w:hAnsi="Arial" w:eastAsia="Arial" w:cs="Arial"/>
-          <w:color w:val="000000"/>
-          <w:rtl w:val="0"/>
-          <w:lang w:val="en-US" w:eastAsia="ru-RU" w:bidi="ru-RU"/>
-        </w:rPr>
-        <w:t>printnode.</w:t>
-      </w:r>
-      <w:r>
-        <w:rPr>
-          <w:rFonts w:ascii="Arial" w:hAnsi="Arial" w:eastAsia="Arial" w:cs="Arial"/>
-          <w:color w:val="000000"/>
-          <w:rtl w:val="0"/>
-          <w:lang w:val="ru-RU" w:eastAsia="ru-RU" w:bidi="ru-RU"/>
-        </w:rPr>
-        <w:t xml:space="preserve"> Новому провайдеру нужны изменения проверок, создания заданий, настроек, прав, </w:t>
-      </w:r>
-      <w:r>
-        <w:rPr>
-          <w:rFonts w:ascii="Arial" w:hAnsi="Arial" w:eastAsia="Arial" w:cs="Arial"/>
-          <w:color w:val="000000"/>
-          <w:rtl w:val="0"/>
-          <w:lang w:val="en-US" w:eastAsia="ru-RU" w:bidi="ru-RU"/>
-        </w:rPr>
-        <w:t>UI</w:t>
-      </w:r>
-      <w:r>
-        <w:rPr>
-          <w:rFonts w:ascii="Arial" w:hAnsi="Arial" w:eastAsia="Arial" w:cs="Arial"/>
-          <w:color w:val="000000"/>
-          <w:rtl w:val="0"/>
-          <w:lang w:val="ru-RU" w:eastAsia="ru-RU" w:bidi="ru-RU"/>
-        </w:rPr>
-        <w:t xml:space="preserve"> и тестов. Замена записи </w:t>
-      </w:r>
-      <w:r>
-        <w:rPr>
-          <w:rFonts w:ascii="Arial" w:hAnsi="Arial" w:eastAsia="Arial" w:cs="Arial"/>
-          <w:color w:val="000000"/>
-          <w:rtl w:val="0"/>
-          <w:lang w:val="en-US" w:eastAsia="ru-RU" w:bidi="ru-RU"/>
-        </w:rPr>
-        <w:t>printnode</w:t>
-      </w:r>
-      <w:r>
-        <w:rPr>
-          <w:rFonts w:ascii="Arial" w:hAnsi="Arial" w:eastAsia="Arial" w:cs="Arial"/>
-          <w:color w:val="000000"/>
-          <w:rtl w:val="0"/>
-          <w:lang w:val="ru-RU" w:eastAsia="ru-RU" w:bidi="ru-RU"/>
-        </w:rPr>
-        <w:t xml:space="preserve"> сохраняет ее ограничения. Общего хука замены </w:t>
-      </w:r>
-      <w:r>
-        <w:rPr>
-          <w:rFonts w:ascii="Arial" w:hAnsi="Arial" w:eastAsia="Arial" w:cs="Arial"/>
-          <w:color w:val="000000"/>
-          <w:rtl w:val="0"/>
-          <w:lang w:val="en-US" w:eastAsia="ru-RU" w:bidi="ru-RU"/>
-        </w:rPr>
-        <w:t>PDF</w:t>
-      </w:r>
-      <w:r>
-        <w:rPr>
-          <w:rFonts w:ascii="Arial" w:hAnsi="Arial" w:eastAsia="Arial" w:cs="Arial"/>
-          <w:color w:val="000000"/>
-          <w:rtl w:val="0"/>
-          <w:lang w:val="ru-RU" w:eastAsia="ru-RU" w:bidi="ru-RU"/>
-        </w:rPr>
-        <w:t xml:space="preserve"> нет.</w:t>
+        </w:rPr>
+        <w:t>Встроенные назначения: browser, cups и agent. Регистрация push-провайдера не добавляет настройки или выбор в интерфейсе; меняйте проверки, UI, создание заданий и тесты вместе. Агент получает задания через AgentQueue и AgentController, а не PrintProviderInterface. Общего хука замены PDF-рендерера нет.</w:t>
       </w:r>
     </w:p>
     <w:p>
       <w:pPr>
         <w:bidi w:val="0"/>
-        <w:jc w:val="left"/>
+        <w:jc w:val="start"/>
       </w:pPr>
       <w:r>
         <w:rPr>
+          <w:lang w:val="ru-RU" w:bidi="ru-RU" w:eastAsia="ru-RU"/>
+          <w:color w:val="000000"/>
+          <w:rtl w:val="0"/>
           <w:rFonts w:ascii="Arial" w:hAnsi="Arial" w:eastAsia="Arial" w:cs="Arial"/>
-          <w:color w:val="000000"/>
-          <w:rtl w:val="0"/>
-          <w:lang w:val="ru-RU" w:eastAsia="ru-RU" w:bidi="ru-RU"/>
-        </w:rPr>
-        <w:t xml:space="preserve">Базовый путь </w:t>
-      </w:r>
-      <w:r>
-        <w:rPr>
-          <w:rFonts w:ascii="Courier New" w:hAnsi="Courier New" w:eastAsia="Courier New" w:cs="Courier New"/>
-          <w:color w:val="000000"/>
-          <w:rtl w:val="0"/>
-          <w:lang w:val="en-US" w:eastAsia="ru-RU" w:bidi="ru-RU"/>
-        </w:rPr>
-        <w:t>/wp-json/wc-invoice-printer/v1.</w:t>
-      </w:r>
-      <w:r>
-        <w:rPr>
-          <w:rFonts w:ascii="Arial" w:hAnsi="Arial" w:eastAsia="Arial" w:cs="Arial"/>
-          <w:color w:val="000000"/>
-          <w:rtl w:val="0"/>
-          <w:lang w:val="ru-RU" w:eastAsia="ru-RU" w:bidi="ru-RU"/>
-        </w:rPr>
-        <w:t xml:space="preserve"> Нужны права пользователя; браузер с </w:t>
-      </w:r>
-      <w:r>
-        <w:rPr>
-          <w:rFonts w:ascii="Arial" w:hAnsi="Arial" w:eastAsia="Arial" w:cs="Arial"/>
-          <w:color w:val="000000"/>
-          <w:rtl w:val="0"/>
-          <w:lang w:val="en-US" w:eastAsia="ru-RU" w:bidi="ru-RU"/>
-        </w:rPr>
-        <w:t>cookie</w:t>
-      </w:r>
-      <w:r>
-        <w:rPr>
-          <w:rFonts w:ascii="Arial" w:hAnsi="Arial" w:eastAsia="Arial" w:cs="Arial"/>
-          <w:color w:val="000000"/>
-          <w:rtl w:val="0"/>
-          <w:lang w:val="ru-RU" w:eastAsia="ru-RU" w:bidi="ru-RU"/>
-        </w:rPr>
-        <w:t xml:space="preserve"> передает </w:t>
-      </w:r>
-      <w:r>
-        <w:rPr>
-          <w:rFonts w:ascii="Arial" w:hAnsi="Arial" w:eastAsia="Arial" w:cs="Arial"/>
-          <w:color w:val="000000"/>
-          <w:rtl w:val="0"/>
-          <w:lang w:val="en-US" w:eastAsia="ru-RU" w:bidi="ru-RU"/>
-        </w:rPr>
-        <w:t>X-WP-Nonce</w:t>
-      </w:r>
-      <w:r>
-        <w:rPr>
-          <w:rFonts w:ascii="Arial" w:hAnsi="Arial" w:eastAsia="Arial" w:cs="Arial"/>
-          <w:color w:val="000000"/>
-          <w:rtl w:val="0"/>
-          <w:lang w:val="ru-RU" w:eastAsia="ru-RU" w:bidi="ru-RU"/>
-        </w:rPr>
-        <w:t xml:space="preserve"> от </w:t>
-      </w:r>
-      <w:r>
-        <w:rPr>
-          <w:rFonts w:ascii="Courier New" w:hAnsi="Courier New" w:eastAsia="Courier New" w:cs="Courier New"/>
-          <w:color w:val="000000"/>
-          <w:rtl w:val="0"/>
-          <w:lang w:val="en-US" w:eastAsia="ru-RU" w:bidi="ru-RU"/>
-        </w:rPr>
-        <w:t>wp_create_nonce('wp_rest')</w:t>
-      </w:r>
-      <w:r>
-        <w:rPr>
-          <w:rFonts w:ascii="Arial" w:hAnsi="Arial" w:eastAsia="Arial" w:cs="Arial"/>
-          <w:color w:val="000000"/>
-          <w:rtl w:val="0"/>
-          <w:lang w:val="ru-RU" w:eastAsia="ru-RU" w:bidi="ru-RU"/>
-        </w:rPr>
-        <w:t xml:space="preserve"> и </w:t>
-      </w:r>
-      <w:r>
-        <w:rPr>
-          <w:rFonts w:ascii="Courier New" w:hAnsi="Courier New" w:eastAsia="Courier New" w:cs="Courier New"/>
-          <w:color w:val="000000"/>
-          <w:rtl w:val="0"/>
-          <w:lang w:val="en-US" w:eastAsia="ru-RU" w:bidi="ru-RU"/>
-        </w:rPr>
-        <w:t>_locale=user.</w:t>
-      </w:r>
-      <w:r>
-        <w:rPr>
-          <w:rFonts w:ascii="Arial" w:hAnsi="Arial" w:eastAsia="Arial" w:cs="Arial"/>
-          <w:color w:val="000000"/>
-          <w:rtl w:val="0"/>
-          <w:lang w:val="ru-RU" w:eastAsia="ru-RU" w:bidi="ru-RU"/>
-        </w:rPr>
-        <w:t xml:space="preserve"> Печать принимает </w:t>
-      </w:r>
-      <w:r>
-        <w:rPr>
-          <w:rFonts w:ascii="Arial" w:hAnsi="Arial" w:eastAsia="Arial" w:cs="Arial"/>
-          <w:color w:val="000000"/>
-          <w:rtl w:val="0"/>
-          <w:lang w:val="en-US" w:eastAsia="ru-RU" w:bidi="ru-RU"/>
-        </w:rPr>
-        <w:t>1</w:t>
-      </w:r>
-      <w:r>
-        <w:rPr>
-          <w:rFonts w:ascii="Arial" w:hAnsi="Arial" w:eastAsia="Arial" w:cs="Arial"/>
-          <w:color w:val="000000"/>
-          <w:rtl w:val="0"/>
-          <w:lang w:val="ru-RU" w:eastAsia="ru-RU" w:bidi="ru-RU"/>
-        </w:rPr>
-        <w:t>–</w:t>
-      </w:r>
-      <w:r>
-        <w:rPr>
-          <w:rFonts w:ascii="Arial" w:hAnsi="Arial" w:eastAsia="Arial" w:cs="Arial"/>
-          <w:color w:val="000000"/>
-          <w:rtl w:val="0"/>
-          <w:lang w:val="en-US" w:eastAsia="ru-RU" w:bidi="ru-RU"/>
-        </w:rPr>
-        <w:t>50</w:t>
-      </w:r>
-      <w:r>
-        <w:rPr>
-          <w:rFonts w:ascii="Arial" w:hAnsi="Arial" w:eastAsia="Arial" w:cs="Arial"/>
-          <w:color w:val="000000"/>
-          <w:rtl w:val="0"/>
-          <w:lang w:val="ru-RU" w:eastAsia="ru-RU" w:bidi="ru-RU"/>
-        </w:rPr>
-        <w:t xml:space="preserve"> заказов, </w:t>
-      </w:r>
-      <w:r>
-        <w:rPr>
-          <w:rFonts w:ascii="Arial" w:hAnsi="Arial" w:eastAsia="Arial" w:cs="Arial"/>
-          <w:color w:val="000000"/>
-          <w:rtl w:val="0"/>
-          <w:lang w:val="en-US" w:eastAsia="ru-RU" w:bidi="ru-RU"/>
-        </w:rPr>
-        <w:t>1</w:t>
-      </w:r>
-      <w:r>
-        <w:rPr>
-          <w:rFonts w:ascii="Arial" w:hAnsi="Arial" w:eastAsia="Arial" w:cs="Arial"/>
-          <w:color w:val="000000"/>
-          <w:rtl w:val="0"/>
-          <w:lang w:val="ru-RU" w:eastAsia="ru-RU" w:bidi="ru-RU"/>
-        </w:rPr>
-        <w:t>–</w:t>
-      </w:r>
-      <w:r>
-        <w:rPr>
-          <w:rFonts w:ascii="Arial" w:hAnsi="Arial" w:eastAsia="Arial" w:cs="Arial"/>
-          <w:color w:val="000000"/>
-          <w:rtl w:val="0"/>
-          <w:lang w:val="en-US" w:eastAsia="ru-RU" w:bidi="ru-RU"/>
-        </w:rPr>
-        <w:t>20</w:t>
-      </w:r>
-      <w:r>
-        <w:rPr>
-          <w:rFonts w:ascii="Arial" w:hAnsi="Arial" w:eastAsia="Arial" w:cs="Arial"/>
-          <w:color w:val="000000"/>
-          <w:rtl w:val="0"/>
-          <w:lang w:val="ru-RU" w:eastAsia="ru-RU" w:bidi="ru-RU"/>
-        </w:rPr>
-        <w:t xml:space="preserve"> копий, зарегистрированный шаблон и положительный числовой </w:t>
-      </w:r>
-      <w:r>
-        <w:rPr>
-          <w:rFonts w:ascii="Arial" w:hAnsi="Arial" w:eastAsia="Arial" w:cs="Arial"/>
-          <w:color w:val="000000"/>
-          <w:rtl w:val="0"/>
-          <w:lang w:val="en-US" w:eastAsia="ru-RU" w:bidi="ru-RU"/>
-        </w:rPr>
-        <w:t>ID</w:t>
-      </w:r>
-      <w:r>
-        <w:rPr>
-          <w:rFonts w:ascii="Arial" w:hAnsi="Arial" w:eastAsia="Arial" w:cs="Arial"/>
-          <w:color w:val="000000"/>
-          <w:rtl w:val="0"/>
-          <w:lang w:val="ru-RU" w:eastAsia="ru-RU" w:bidi="ru-RU"/>
-        </w:rPr>
-        <w:t xml:space="preserve"> принтера строкой. Ответ </w:t>
-      </w:r>
-      <w:r>
-        <w:rPr>
-          <w:rFonts w:ascii="Arial" w:hAnsi="Arial" w:eastAsia="Arial" w:cs="Arial"/>
-          <w:color w:val="000000"/>
-          <w:rtl w:val="0"/>
-          <w:lang w:val="en-US" w:eastAsia="ru-RU" w:bidi="ru-RU"/>
-        </w:rPr>
-        <w:t>201</w:t>
-      </w:r>
-      <w:r>
-        <w:rPr>
-          <w:rFonts w:ascii="Arial" w:hAnsi="Arial" w:eastAsia="Arial" w:cs="Arial"/>
-          <w:color w:val="000000"/>
-          <w:rtl w:val="0"/>
-          <w:lang w:val="ru-RU" w:eastAsia="ru-RU" w:bidi="ru-RU"/>
-        </w:rPr>
-        <w:t xml:space="preserve"> означает очередь. Повторный ручной запрос создает задания; проверяйте </w:t>
-      </w:r>
-      <w:r>
-        <w:rPr>
-          <w:rFonts w:ascii="Courier New" w:hAnsi="Courier New" w:eastAsia="Courier New" w:cs="Courier New"/>
-          <w:color w:val="000000"/>
-          <w:rtl w:val="0"/>
-          <w:lang w:val="en-US" w:eastAsia="ru-RU" w:bidi="ru-RU"/>
-        </w:rPr>
-        <w:t>job_ids</w:t>
-      </w:r>
-      <w:r>
-        <w:rPr>
-          <w:rFonts w:ascii="Arial" w:hAnsi="Arial" w:eastAsia="Arial" w:cs="Arial"/>
-          <w:color w:val="000000"/>
-          <w:rtl w:val="0"/>
-          <w:lang w:val="ru-RU" w:eastAsia="ru-RU" w:bidi="ru-RU"/>
-        </w:rPr>
-        <w:t xml:space="preserve"> при частичном сбое.</w:t>
+        </w:rPr>
+        <w:t>POST /print принимает 1–50 ID заказов, зарегистрированный шаблон и 1–20 копий. Для cups укажите точное имя очереди CUPS, для agent — связанную логическую очередь. 201 означает постановку в очередь. Cookie-запросам нужен REST nonce. Повторные ручные запросы создают задания; проверяйте job_ids частичной партии.</w:t>
       </w:r>
     </w:p>
     <w:tbl>
@@ -5766,7 +4917,7 @@
               <w:left w:w="100" w:type="dxa"/>
               <w:right w:w="100" w:type="dxa"/>
             </w:tcMar>
-            <w:shd w:fill="E7EDF2"/>
+            <w:shd w:fill="D9D9D9" w:val="clear"/>
           </w:tcPr>
           <w:p>
             <w:pPr>
@@ -5798,7 +4949,7 @@
               <w:left w:w="100" w:type="dxa"/>
               <w:right w:w="100" w:type="dxa"/>
             </w:tcMar>
-            <w:shd w:fill="E7EDF2"/>
+            <w:shd w:fill="D9D9D9" w:val="clear"/>
           </w:tcPr>
           <w:p>
             <w:pPr>
@@ -6340,17 +5491,14 @@
         <w:pStyle w:val="Code"/>
         <w:keepNext/>
         <w:bidi w:val="0"/>
-        <w:jc w:val="left"/>
+        <w:jc w:val="start"/>
       </w:pPr>
       <w:r>
         <w:rPr>
-          <w:rFonts w:ascii="Courier New" w:hAnsi="Courier New" w:eastAsia="Courier New" w:cs="Courier New"/>
-          <w:color w:val="000000"/>
-          <w:sz w:val="18"/>
-          <w:rtl w:val="0"/>
-          <w:lang w:val="en-US" w:eastAsia="ru-RU" w:bidi="ru-RU"/>
-        </w:rPr>
-        <w:t xml:space="preserve">  "provider_id": "printnode", "printer_id": "12345",</w:t>
+          <w:lang w:val="ru-RU" w:bidi="ru-RU"/>
+          <w:rtl w:val="0"/>
+        </w:rPr>
+        <w:t xml:space="preserve">  "provider_id": "cups", "printer_id": "Office_A4",</w:t>
       </w:r>
     </w:p>
     <w:p>
@@ -6456,139 +5604,29 @@
     <w:p>
       <w:pPr>
         <w:bidi w:val="0"/>
-        <w:jc w:val="left"/>
+        <w:jc w:val="start"/>
       </w:pPr>
       <w:r>
         <w:rPr>
+          <w:lang w:val="ru-RU" w:bidi="ru-RU" w:eastAsia="ru-RU"/>
+          <w:color w:val="000000"/>
+          <w:rtl w:val="0"/>
           <w:rFonts w:ascii="Arial" w:hAnsi="Arial" w:eastAsia="Arial" w:cs="Arial"/>
-          <w:color w:val="000000"/>
-          <w:rtl w:val="0"/>
-          <w:lang w:val="ru-RU" w:eastAsia="ru-RU" w:bidi="ru-RU"/>
-        </w:rPr>
-        <w:t xml:space="preserve">Автоматизация изначально выключена. Сохраните ключ, проверьте соединение, обновите список, выберите </w:t>
-      </w:r>
-      <w:r>
-        <w:rPr>
-          <w:rFonts w:ascii="Arial" w:hAnsi="Arial" w:eastAsia="Arial" w:cs="Arial"/>
-          <w:color w:val="000000"/>
-          <w:rtl w:val="0"/>
-          <w:lang w:val="en-US" w:eastAsia="ru-RU" w:bidi="ru-RU"/>
-        </w:rPr>
-        <w:t>PrintNode-</w:t>
-      </w:r>
-      <w:r>
-        <w:rPr>
-          <w:rFonts w:ascii="Arial" w:hAnsi="Arial" w:eastAsia="Arial" w:cs="Arial"/>
-          <w:color w:val="000000"/>
-          <w:rtl w:val="0"/>
-          <w:lang w:val="ru-RU" w:eastAsia="ru-RU" w:bidi="ru-RU"/>
-        </w:rPr>
-        <w:t xml:space="preserve">принтер и физически напечатайте образец, затем включите автоматизацию. Клиент </w:t>
-      </w:r>
-      <w:r>
-        <w:rPr>
-          <w:rFonts w:ascii="Arial" w:hAnsi="Arial" w:eastAsia="Arial" w:cs="Arial"/>
-          <w:color w:val="000000"/>
-          <w:rtl w:val="0"/>
-          <w:lang w:val="en-US" w:eastAsia="ru-RU" w:bidi="ru-RU"/>
-        </w:rPr>
-        <w:t>PrintNode</w:t>
-      </w:r>
-      <w:r>
-        <w:rPr>
-          <w:rFonts w:ascii="Arial" w:hAnsi="Arial" w:eastAsia="Arial" w:cs="Arial"/>
-          <w:color w:val="000000"/>
-          <w:rtl w:val="0"/>
-          <w:lang w:val="ru-RU" w:eastAsia="ru-RU" w:bidi="ru-RU"/>
-        </w:rPr>
-        <w:t xml:space="preserve"> должен работать. Локальная печать ключа не требует; выбор устройства происходит в системном диалоге.</w:t>
+        </w:rPr>
+        <w:t>Используйте бесплатный локальный агент в Windows, Linux или macOS. Он подключается к сайту по HTTPS и работает с общим хостингом, VPS и выделенными серверами. Создайте пользователя с ролью агента печати и паролем приложения. Укажите его ID и очередь здесь, затем ту же очередь в агенте. Не переводите компьютер в сон. Автопечать использует локальный агент или собственный сервер CUPS. Печать в браузере использует диалог печати.</w:t>
       </w:r>
     </w:p>
     <w:p>
       <w:pPr>
         <w:bidi w:val="0"/>
-        <w:jc w:val="left"/>
+        <w:jc w:val="start"/>
       </w:pPr>
       <w:r>
         <w:rPr>
-          <w:rFonts w:ascii="Arial" w:hAnsi="Arial" w:eastAsia="Arial" w:cs="Arial"/>
-          <w:color w:val="000000"/>
-          <w:rtl w:val="0"/>
-          <w:lang w:val="ru-RU" w:eastAsia="ru-RU" w:bidi="ru-RU"/>
-        </w:rPr>
-        <w:t xml:space="preserve">Используются </w:t>
-      </w:r>
-      <w:r>
-        <w:rPr>
-          <w:rFonts w:ascii="Courier New" w:hAnsi="Courier New" w:eastAsia="Courier New" w:cs="Courier New"/>
-          <w:color w:val="000000"/>
-          <w:rtl w:val="0"/>
-          <w:lang w:val="en-US" w:eastAsia="ru-RU" w:bidi="ru-RU"/>
-        </w:rPr>
-        <w:t>woocommerce_payment_complete</w:t>
-      </w:r>
-      <w:r>
-        <w:rPr>
-          <w:rFonts w:ascii="Arial" w:hAnsi="Arial" w:eastAsia="Arial" w:cs="Arial"/>
-          <w:color w:val="000000"/>
-          <w:rtl w:val="0"/>
-          <w:lang w:val="ru-RU" w:eastAsia="ru-RU" w:bidi="ru-RU"/>
-        </w:rPr>
-        <w:t xml:space="preserve"> и резервный переход в оплаченный статус. Нужны включение, </w:t>
-      </w:r>
-      <w:r>
-        <w:rPr>
-          <w:rFonts w:ascii="Courier New" w:hAnsi="Courier New" w:eastAsia="Courier New" w:cs="Courier New"/>
-          <w:color w:val="000000"/>
-          <w:rtl w:val="0"/>
-          <w:lang w:val="en-US" w:eastAsia="ru-RU" w:bidi="ru-RU"/>
-        </w:rPr>
-        <w:t>is_paid()</w:t>
-      </w:r>
-      <w:r>
-        <w:rPr>
-          <w:rFonts w:ascii="Arial" w:hAnsi="Arial" w:eastAsia="Arial" w:cs="Arial"/>
-          <w:color w:val="000000"/>
-          <w:rtl w:val="0"/>
-          <w:lang w:val="ru-RU" w:eastAsia="ru-RU" w:bidi="ru-RU"/>
-        </w:rPr>
-        <w:t xml:space="preserve">, шаблон, ключ и принтер; </w:t>
-      </w:r>
-      <w:r>
-        <w:rPr>
-          <w:rFonts w:ascii="Courier New" w:hAnsi="Courier New" w:eastAsia="Courier New" w:cs="Courier New"/>
-          <w:color w:val="000000"/>
-          <w:rtl w:val="0"/>
-          <w:lang w:val="en-US" w:eastAsia="ru-RU" w:bidi="ru-RU"/>
-        </w:rPr>
-        <w:t>wcip_automatic_print_eligible</w:t>
-      </w:r>
-      <w:r>
-        <w:rPr>
-          <w:rFonts w:ascii="Arial" w:hAnsi="Arial" w:eastAsia="Arial" w:cs="Arial"/>
-          <w:color w:val="000000"/>
-          <w:rtl w:val="0"/>
-          <w:lang w:val="ru-RU" w:eastAsia="ru-RU" w:bidi="ru-RU"/>
-        </w:rPr>
-        <w:t xml:space="preserve"> может запретить печать. Офлайн-шлюз может поставить </w:t>
-      </w:r>
-      <w:r>
-        <w:rPr>
-          <w:rFonts w:ascii="Arial" w:hAnsi="Arial" w:eastAsia="Arial" w:cs="Arial"/>
-          <w:color w:val="000000"/>
-          <w:rtl w:val="0"/>
-          <w:lang w:val="en-US" w:eastAsia="ru-RU" w:bidi="ru-RU"/>
-        </w:rPr>
-        <w:t>processing</w:t>
-      </w:r>
-      <w:r>
-        <w:rPr>
-          <w:rFonts w:ascii="Arial" w:hAnsi="Arial" w:eastAsia="Arial" w:cs="Arial"/>
-          <w:color w:val="000000"/>
-          <w:rtl w:val="0"/>
-          <w:lang w:val="ru-RU" w:eastAsia="ru-RU" w:bidi="ru-RU"/>
-        </w:rPr>
-        <w:t xml:space="preserve"> до получения денег. Отключите фильтр ниже для режима только по событию оплаты. Старые заказы не обрабатываются; отключение не отменяет очередь.</w:t>
+          <w:lang w:val="ru-RU" w:bidi="ru-RU"/>
+          <w:rtl w:val="0"/>
+        </w:rPr>
+        <w:t>По умолчанию нужны оплаченный статус и дата оплаты. Наложенный платёж, перевод и чек требуют адаптера подтверждения получения денег; частичные оплаты также. Рабочий процесс проверяет политику до PDF и отправки. Дата создания не определяет право печати. События и ограниченный поиск соблюдают дату включения/обновления; старые заказы требуют явного просмотра и выбора.</w:t>
       </w:r>
     </w:p>
     <w:p>
@@ -6617,133 +5655,16 @@
     <w:p>
       <w:pPr>
         <w:bidi w:val="0"/>
-        <w:jc w:val="left"/>
+        <w:jc w:val="start"/>
       </w:pPr>
       <w:r>
         <w:rPr>
+          <w:lang w:val="ru-RU" w:bidi="ru-RU" w:eastAsia="ru-RU"/>
+          <w:color w:val="000000"/>
+          <w:rtl w:val="0"/>
           <w:rFonts w:ascii="Arial" w:hAnsi="Arial" w:eastAsia="Arial" w:cs="Arial"/>
-          <w:color w:val="000000"/>
-          <w:rtl w:val="0"/>
-          <w:lang w:val="ru-RU" w:eastAsia="ru-RU" w:bidi="ru-RU"/>
-        </w:rPr>
-        <w:t xml:space="preserve">Уникальный ключ и повторное использование истории дают одно автоматическое задание на заказ. Ручные задания повторяемы. Рабочий процесс атомарно захватывает задание и проверяет оплату перед отправкой. Хук </w:t>
-      </w:r>
-      <w:r>
-        <w:rPr>
-          <w:rFonts w:ascii="Courier New" w:hAnsi="Courier New" w:eastAsia="Courier New" w:cs="Courier New"/>
-          <w:color w:val="000000"/>
-          <w:rtl w:val="0"/>
-          <w:lang w:val="en-US" w:eastAsia="ru-RU" w:bidi="ru-RU"/>
-        </w:rPr>
-        <w:t>wcip_process_print_job</w:t>
-      </w:r>
-      <w:r>
-        <w:rPr>
-          <w:rFonts w:ascii="Arial" w:hAnsi="Arial" w:eastAsia="Arial" w:cs="Arial"/>
-          <w:color w:val="000000"/>
-          <w:rtl w:val="0"/>
-          <w:lang w:val="ru-RU" w:eastAsia="ru-RU" w:bidi="ru-RU"/>
-        </w:rPr>
-        <w:t xml:space="preserve">, группа </w:t>
-      </w:r>
-      <w:r>
-        <w:rPr>
-          <w:rFonts w:ascii="Arial" w:hAnsi="Arial" w:eastAsia="Arial" w:cs="Arial"/>
-          <w:color w:val="000000"/>
-          <w:rtl w:val="0"/>
-          <w:lang w:val="en-US" w:eastAsia="ru-RU" w:bidi="ru-RU"/>
-        </w:rPr>
-        <w:t>wc-invoice-printer</w:t>
-      </w:r>
-      <w:r>
-        <w:rPr>
-          <w:rFonts w:ascii="Arial" w:hAnsi="Arial" w:eastAsia="Arial" w:cs="Arial"/>
-          <w:color w:val="000000"/>
-          <w:rtl w:val="0"/>
-          <w:lang w:val="ru-RU" w:eastAsia="ru-RU" w:bidi="ru-RU"/>
-        </w:rPr>
-        <w:t xml:space="preserve">, аргумент </w:t>
-      </w:r>
-      <w:r>
-        <w:rPr>
-          <w:rFonts w:ascii="Courier New" w:hAnsi="Courier New" w:eastAsia="Courier New" w:cs="Courier New"/>
-          <w:color w:val="000000"/>
-          <w:rtl w:val="0"/>
-          <w:lang w:val="en-US" w:eastAsia="ru-RU" w:bidi="ru-RU"/>
-        </w:rPr>
-        <w:t>job_id.</w:t>
-      </w:r>
-      <w:r>
-        <w:rPr>
-          <w:rFonts w:ascii="Arial" w:hAnsi="Arial" w:eastAsia="Arial" w:cs="Arial"/>
-          <w:color w:val="000000"/>
-          <w:rtl w:val="0"/>
-          <w:lang w:val="ru-RU" w:eastAsia="ru-RU" w:bidi="ru-RU"/>
-        </w:rPr>
-        <w:t xml:space="preserve"> Восстановление просматривает до </w:t>
-      </w:r>
-      <w:r>
-        <w:rPr>
-          <w:rFonts w:ascii="Arial" w:hAnsi="Arial" w:eastAsia="Arial" w:cs="Arial"/>
-          <w:color w:val="000000"/>
-          <w:rtl w:val="0"/>
-          <w:lang w:val="en-US" w:eastAsia="ru-RU" w:bidi="ru-RU"/>
-        </w:rPr>
-        <w:t>100</w:t>
-      </w:r>
-      <w:r>
-        <w:rPr>
-          <w:rFonts w:ascii="Arial" w:hAnsi="Arial" w:eastAsia="Arial" w:cs="Arial"/>
-          <w:color w:val="000000"/>
-          <w:rtl w:val="0"/>
-          <w:lang w:val="ru-RU" w:eastAsia="ru-RU" w:bidi="ru-RU"/>
-        </w:rPr>
-        <w:t xml:space="preserve"> заданий с сохраненным курсором: </w:t>
-      </w:r>
-      <w:r>
-        <w:rPr>
-          <w:rFonts w:ascii="Arial" w:hAnsi="Arial" w:eastAsia="Arial" w:cs="Arial"/>
-          <w:color w:val="000000"/>
-          <w:rtl w:val="0"/>
-          <w:lang w:val="en-US" w:eastAsia="ru-RU" w:bidi="ru-RU"/>
-        </w:rPr>
-        <w:t>queued</w:t>
-      </w:r>
-      <w:r>
-        <w:rPr>
-          <w:rFonts w:ascii="Arial" w:hAnsi="Arial" w:eastAsia="Arial" w:cs="Arial"/>
-          <w:color w:val="000000"/>
-          <w:rtl w:val="0"/>
-          <w:lang w:val="ru-RU" w:eastAsia="ru-RU" w:bidi="ru-RU"/>
-        </w:rPr>
-        <w:t xml:space="preserve"> без действия планируется снова, </w:t>
-      </w:r>
-      <w:r>
-        <w:rPr>
-          <w:rFonts w:ascii="Arial" w:hAnsi="Arial" w:eastAsia="Arial" w:cs="Arial"/>
-          <w:color w:val="000000"/>
-          <w:rtl w:val="0"/>
-          <w:lang w:val="en-US" w:eastAsia="ru-RU" w:bidi="ru-RU"/>
-        </w:rPr>
-        <w:t>processing</w:t>
-      </w:r>
-      <w:r>
-        <w:rPr>
-          <w:rFonts w:ascii="Arial" w:hAnsi="Arial" w:eastAsia="Arial" w:cs="Arial"/>
-          <w:color w:val="000000"/>
-          <w:rtl w:val="0"/>
-          <w:lang w:val="ru-RU" w:eastAsia="ru-RU" w:bidi="ru-RU"/>
-        </w:rPr>
-        <w:t xml:space="preserve"> старше десяти минут без активного действия становится </w:t>
-      </w:r>
-      <w:r>
-        <w:rPr>
-          <w:rFonts w:ascii="Arial" w:hAnsi="Arial" w:eastAsia="Arial" w:cs="Arial"/>
-          <w:color w:val="000000"/>
-          <w:rtl w:val="0"/>
-          <w:lang w:val="en-US" w:eastAsia="ru-RU" w:bidi="ru-RU"/>
-        </w:rPr>
-        <w:t>unknown.</w:t>
+        </w:rPr>
+        <w:t>CUPS: Уникальный ключ и повторное использование истории дают одно автоматическое задание на заказ. Ручные задания повторяемы. Рабочий процесс атомарно захватывает задание и проверяет оплату перед отправкой. Хук wcip_process_print_job, группа wc-invoice-printer, аргумент job_id. Восстановление просматривает до 100 заданий с сохраненным курсором: queued без действия планируется снова, processing старше десяти минут без активного действия становится unknown.</w:t>
       </w:r>
     </w:p>
     <w:tbl>
@@ -6780,7 +5701,7 @@
               <w:left w:w="100" w:type="dxa"/>
               <w:right w:w="100" w:type="dxa"/>
             </w:tcMar>
-            <w:shd w:fill="E7EDF2"/>
+            <w:shd w:fill="D9D9D9" w:val="clear"/>
           </w:tcPr>
           <w:p>
             <w:pPr>
@@ -6812,7 +5733,7 @@
               <w:left w:w="100" w:type="dxa"/>
               <w:right w:w="100" w:type="dxa"/>
             </w:tcMar>
-            <w:shd w:fill="E7EDF2"/>
+            <w:shd w:fill="D9D9D9" w:val="clear"/>
           </w:tcPr>
           <w:p>
             <w:pPr>
@@ -7428,88 +6349,16 @@
     <w:p>
       <w:pPr>
         <w:bidi w:val="0"/>
-        <w:jc w:val="left"/>
+        <w:jc w:val="start"/>
       </w:pPr>
       <w:r>
         <w:rPr>
+          <w:lang w:val="ru-RU" w:bidi="ru-RU" w:eastAsia="ru-RU"/>
+          <w:color w:val="000000"/>
+          <w:rtl w:val="0"/>
           <w:rFonts w:ascii="Arial" w:hAnsi="Arial" w:eastAsia="Arial" w:cs="Arial"/>
-          <w:color w:val="000000"/>
-          <w:rtl w:val="0"/>
-          <w:lang w:val="ru-RU" w:eastAsia="ru-RU" w:bidi="ru-RU"/>
-        </w:rPr>
-        <w:t xml:space="preserve">Язык сайта определяет фоновые </w:t>
-      </w:r>
-      <w:r>
-        <w:rPr>
-          <w:rFonts w:ascii="Arial" w:hAnsi="Arial" w:eastAsia="Arial" w:cs="Arial"/>
-          <w:color w:val="000000"/>
-          <w:rtl w:val="0"/>
-          <w:lang w:val="en-US" w:eastAsia="ru-RU" w:bidi="ru-RU"/>
-        </w:rPr>
-        <w:t>PrintNode-</w:t>
-      </w:r>
-      <w:r>
-        <w:rPr>
-          <w:rFonts w:ascii="Arial" w:hAnsi="Arial" w:eastAsia="Arial" w:cs="Arial"/>
-          <w:color w:val="000000"/>
-          <w:rtl w:val="0"/>
-          <w:lang w:val="ru-RU" w:eastAsia="ru-RU" w:bidi="ru-RU"/>
-        </w:rPr>
-        <w:t xml:space="preserve">счета, включая ручную очередь; язык профиля — админку, </w:t>
-      </w:r>
-      <w:r>
-        <w:rPr>
-          <w:rFonts w:ascii="Arial" w:hAnsi="Arial" w:eastAsia="Arial" w:cs="Arial"/>
-          <w:color w:val="000000"/>
-          <w:rtl w:val="0"/>
-          <w:lang w:val="en-US" w:eastAsia="ru-RU" w:bidi="ru-RU"/>
-        </w:rPr>
-        <w:t>REST</w:t>
-      </w:r>
-      <w:r>
-        <w:rPr>
-          <w:rFonts w:ascii="Arial" w:hAnsi="Arial" w:eastAsia="Arial" w:cs="Arial"/>
-          <w:color w:val="000000"/>
-          <w:rtl w:val="0"/>
-          <w:lang w:val="ru-RU" w:eastAsia="ru-RU" w:bidi="ru-RU"/>
-        </w:rPr>
-        <w:t xml:space="preserve"> и браузер. Персидский и арабский используют </w:t>
-      </w:r>
-      <w:r>
-        <w:rPr>
-          <w:rFonts w:ascii="Arial" w:hAnsi="Arial" w:eastAsia="Arial" w:cs="Arial"/>
-          <w:color w:val="000000"/>
-          <w:rtl w:val="0"/>
-          <w:lang w:val="en-US" w:eastAsia="ru-RU" w:bidi="ru-RU"/>
-        </w:rPr>
-        <w:t>RTL.</w:t>
-      </w:r>
-      <w:r>
-        <w:rPr>
-          <w:rFonts w:ascii="Arial" w:hAnsi="Arial" w:eastAsia="Arial" w:cs="Arial"/>
-          <w:color w:val="000000"/>
-          <w:rtl w:val="0"/>
-          <w:lang w:val="ru-RU" w:eastAsia="ru-RU" w:bidi="ru-RU"/>
-        </w:rPr>
-        <w:t xml:space="preserve"> </w:t>
-      </w:r>
-      <w:r>
-        <w:rPr>
-          <w:rFonts w:ascii="Arial" w:hAnsi="Arial" w:eastAsia="Arial" w:cs="Arial"/>
-          <w:color w:val="000000"/>
-          <w:rtl w:val="0"/>
-          <w:lang w:val="en-US" w:eastAsia="ru-RU" w:bidi="ru-RU"/>
-        </w:rPr>
-        <w:t>RTL-</w:t>
-      </w:r>
-      <w:r>
-        <w:rPr>
-          <w:rFonts w:ascii="Arial" w:hAnsi="Arial" w:eastAsia="Arial" w:cs="Arial"/>
-          <w:color w:val="000000"/>
-          <w:rtl w:val="0"/>
-          <w:lang w:val="ru-RU" w:eastAsia="ru-RU" w:bidi="ru-RU"/>
-        </w:rPr>
-        <w:t>просмотр меняет только направление. Каталоги переводят подписи и образцы, но не сохраненные названия, адреса и примечания.</w:t>
+        </w:rPr>
+        <w:t>Язык сайта определяет фоновые CUPS / agent-счета, включая ручную очередь; язык профиля — админку, REST и браузер. Персидский и арабский используют RTL. RTL-просмотр меняет только направление. Каталоги переводят подписи и образцы, но не сохраненные названия, адреса и примечания.</w:t>
       </w:r>
     </w:p>
     <w:tbl>
@@ -7547,7 +6396,7 @@
               <w:left w:w="100" w:type="dxa"/>
               <w:right w:w="100" w:type="dxa"/>
             </w:tcMar>
-            <w:shd w:fill="E7EDF2"/>
+            <w:shd w:fill="D9D9D9" w:val="clear"/>
           </w:tcPr>
           <w:p>
             <w:pPr>
@@ -7579,7 +6428,7 @@
               <w:left w:w="100" w:type="dxa"/>
               <w:right w:w="100" w:type="dxa"/>
             </w:tcMar>
-            <w:shd w:fill="E7EDF2"/>
+            <w:shd w:fill="D9D9D9" w:val="clear"/>
           </w:tcPr>
           <w:p>
             <w:pPr>
@@ -7611,7 +6460,7 @@
               <w:left w:w="100" w:type="dxa"/>
               <w:right w:w="100" w:type="dxa"/>
             </w:tcMar>
-            <w:shd w:fill="E7EDF2"/>
+            <w:shd w:fill="D9D9D9" w:val="clear"/>
           </w:tcPr>
           <w:p>
             <w:pPr>
@@ -9547,7 +8396,7 @@
           <w:rtl w:val="0"/>
           <w:lang w:val="en-US" w:eastAsia="ru-RU" w:bidi="ru-RU"/>
         </w:rPr>
-        <w:t>PrintNode.</w:t>
+        <w:t>CUPS.</w:t>
       </w:r>
       <w:r>
         <w:rPr>
@@ -10033,106 +8882,14 @@
     <w:p>
       <w:pPr>
         <w:bidi w:val="0"/>
-        <w:jc w:val="left"/>
+        <w:jc w:val="start"/>
       </w:pPr>
       <w:r>
         <w:rPr>
-          <w:rFonts w:ascii="Arial" w:hAnsi="Arial" w:eastAsia="Arial" w:cs="Arial"/>
-          <w:color w:val="000000"/>
-          <w:rtl w:val="0"/>
-          <w:lang w:val="ru-RU" w:eastAsia="ru-RU" w:bidi="ru-RU"/>
-        </w:rPr>
-        <w:t xml:space="preserve">Ключ хранится на сервере. Непустой </w:t>
-      </w:r>
-      <w:r>
-        <w:rPr>
-          <w:rFonts w:ascii="Courier New" w:hAnsi="Courier New" w:eastAsia="Courier New" w:cs="Courier New"/>
-          <w:color w:val="000000"/>
-          <w:rtl w:val="0"/>
-          <w:lang w:val="en-US" w:eastAsia="ru-RU" w:bidi="ru-RU"/>
-        </w:rPr>
-        <w:t>WCIP_PRINTNODE_API_KEY</w:t>
-      </w:r>
-      <w:r>
-        <w:rPr>
-          <w:rFonts w:ascii="Arial" w:hAnsi="Arial" w:eastAsia="Arial" w:cs="Arial"/>
-          <w:color w:val="000000"/>
-          <w:rtl w:val="0"/>
-          <w:lang w:val="ru-RU" w:eastAsia="ru-RU" w:bidi="ru-RU"/>
-        </w:rPr>
-        <w:t xml:space="preserve"> в </w:t>
-      </w:r>
-      <w:r>
-        <w:rPr>
-          <w:rFonts w:ascii="Arial" w:hAnsi="Arial" w:eastAsia="Arial" w:cs="Arial"/>
-          <w:color w:val="000000"/>
-          <w:rtl w:val="0"/>
-          <w:lang w:val="en-US" w:eastAsia="ru-RU" w:bidi="ru-RU"/>
-        </w:rPr>
-        <w:t>wp-config.php</w:t>
-      </w:r>
-      <w:r>
-        <w:rPr>
-          <w:rFonts w:ascii="Arial" w:hAnsi="Arial" w:eastAsia="Arial" w:cs="Arial"/>
-          <w:color w:val="000000"/>
-          <w:rtl w:val="0"/>
-          <w:lang w:val="ru-RU" w:eastAsia="ru-RU" w:bidi="ru-RU"/>
-        </w:rPr>
-        <w:t xml:space="preserve"> переопределяет сохраненный ключ. В базе он не зашифрован и попадает в резервные копии; </w:t>
-      </w:r>
-      <w:r>
-        <w:rPr>
-          <w:rFonts w:ascii="Arial" w:hAnsi="Arial" w:eastAsia="Arial" w:cs="Arial"/>
-          <w:color w:val="000000"/>
-          <w:rtl w:val="0"/>
-          <w:lang w:val="en-US" w:eastAsia="ru-RU" w:bidi="ru-RU"/>
-        </w:rPr>
-        <w:t>REST</w:t>
-      </w:r>
-      <w:r>
-        <w:rPr>
-          <w:rFonts w:ascii="Arial" w:hAnsi="Arial" w:eastAsia="Arial" w:cs="Arial"/>
-          <w:color w:val="000000"/>
-          <w:rtl w:val="0"/>
-          <w:lang w:val="ru-RU" w:eastAsia="ru-RU" w:bidi="ru-RU"/>
-        </w:rPr>
-        <w:t xml:space="preserve"> его не возвращает. </w:t>
-      </w:r>
-      <w:r>
-        <w:rPr>
-          <w:rFonts w:ascii="Arial" w:hAnsi="Arial" w:eastAsia="Arial" w:cs="Arial"/>
-          <w:color w:val="000000"/>
-          <w:rtl w:val="0"/>
-          <w:lang w:val="en-US" w:eastAsia="ru-RU" w:bidi="ru-RU"/>
-        </w:rPr>
-        <w:t>PrintNode</w:t>
-      </w:r>
-      <w:r>
-        <w:rPr>
-          <w:rFonts w:ascii="Arial" w:hAnsi="Arial" w:eastAsia="Arial" w:cs="Arial"/>
-          <w:color w:val="000000"/>
-          <w:rtl w:val="0"/>
-          <w:lang w:val="ru-RU" w:eastAsia="ru-RU" w:bidi="ru-RU"/>
-        </w:rPr>
-        <w:t xml:space="preserve"> получает данные </w:t>
-      </w:r>
-      <w:r>
-        <w:rPr>
-          <w:rFonts w:ascii="Arial" w:hAnsi="Arial" w:eastAsia="Arial" w:cs="Arial"/>
-          <w:color w:val="000000"/>
-          <w:rtl w:val="0"/>
-          <w:lang w:val="en-US" w:eastAsia="ru-RU" w:bidi="ru-RU"/>
-        </w:rPr>
-        <w:t>PDF.</w:t>
-      </w:r>
-      <w:r>
-        <w:rPr>
-          <w:rFonts w:ascii="Arial" w:hAnsi="Arial" w:eastAsia="Arial" w:cs="Arial"/>
-          <w:color w:val="000000"/>
-          <w:rtl w:val="0"/>
-          <w:lang w:val="ru-RU" w:eastAsia="ru-RU" w:bidi="ru-RU"/>
-        </w:rPr>
-        <w:t xml:space="preserve"> Временные файлы приватны и очищаются; избегайте чувствительных журналов.</w:t>
+          <w:lang w:val="ru-RU" w:bidi="ru-RU"/>
+          <w:rtl w:val="0"/>
+        </w:rPr>
+        <w:t>Непустая строка WCIP_CUPS_PASSWORD блокирует поле пароля в настройках. Сохранённый пароль никогда не показывается и не возвращается браузеру. PDF содержит данные клиентов и отправляется только на настроенный сервер CUPS при выборе этой цели.</w:t>
       </w:r>
     </w:p>
     <w:p>
@@ -10587,178 +9344,16 @@
     <w:p>
       <w:pPr>
         <w:bidi w:val="0"/>
-        <w:jc w:val="left"/>
+        <w:jc w:val="start"/>
       </w:pPr>
       <w:r>
         <w:rPr>
+          <w:lang w:val="ru-RU" w:bidi="ru-RU" w:eastAsia="ru-RU"/>
+          <w:color w:val="000000"/>
+          <w:rtl w:val="0"/>
           <w:rFonts w:ascii="Arial" w:hAnsi="Arial" w:eastAsia="Arial" w:cs="Arial"/>
-          <w:color w:val="000000"/>
-          <w:rtl w:val="0"/>
-          <w:lang w:val="ru-RU" w:eastAsia="ru-RU" w:bidi="ru-RU"/>
-        </w:rPr>
-        <w:t xml:space="preserve">Для зависшей очереди проверьте </w:t>
-      </w:r>
-      <w:r>
-        <w:rPr>
-          <w:rFonts w:ascii="Arial" w:hAnsi="Arial" w:eastAsia="Arial" w:cs="Arial"/>
-          <w:color w:val="000000"/>
-          <w:rtl w:val="0"/>
-          <w:lang w:val="en-US" w:eastAsia="ru-RU" w:bidi="ru-RU"/>
-        </w:rPr>
-        <w:t>Scheduled</w:t>
-      </w:r>
-      <w:r>
-        <w:rPr>
-          <w:rFonts w:ascii="Arial" w:hAnsi="Arial" w:eastAsia="Arial" w:cs="Arial"/>
-          <w:color w:val="000000"/>
-          <w:rtl w:val="0"/>
-          <w:lang w:val="ru-RU" w:eastAsia="ru-RU" w:bidi="ru-RU"/>
-        </w:rPr>
-        <w:t xml:space="preserve"> </w:t>
-      </w:r>
-      <w:r>
-        <w:rPr>
-          <w:rFonts w:ascii="Arial" w:hAnsi="Arial" w:eastAsia="Arial" w:cs="Arial"/>
-          <w:color w:val="000000"/>
-          <w:rtl w:val="0"/>
-          <w:lang w:val="en-US" w:eastAsia="ru-RU" w:bidi="ru-RU"/>
-        </w:rPr>
-        <w:t>Actions</w:t>
-      </w:r>
-      <w:r>
-        <w:rPr>
-          <w:rFonts w:ascii="Arial" w:hAnsi="Arial" w:eastAsia="Arial" w:cs="Arial"/>
-          <w:color w:val="000000"/>
-          <w:rtl w:val="0"/>
-          <w:lang w:val="ru-RU" w:eastAsia="ru-RU" w:bidi="ru-RU"/>
-        </w:rPr>
-        <w:t xml:space="preserve">, группу плагина, </w:t>
-      </w:r>
-      <w:r>
-        <w:rPr>
-          <w:rFonts w:ascii="Arial" w:hAnsi="Arial" w:eastAsia="Arial" w:cs="Arial"/>
-          <w:color w:val="000000"/>
-          <w:rtl w:val="0"/>
-          <w:lang w:val="en-US" w:eastAsia="ru-RU" w:bidi="ru-RU"/>
-        </w:rPr>
-        <w:t>WP</w:t>
-      </w:r>
-      <w:r>
-        <w:rPr>
-          <w:rFonts w:ascii="Arial" w:hAnsi="Arial" w:eastAsia="Arial" w:cs="Arial"/>
-          <w:color w:val="000000"/>
-          <w:rtl w:val="0"/>
-          <w:lang w:val="ru-RU" w:eastAsia="ru-RU" w:bidi="ru-RU"/>
-        </w:rPr>
-        <w:t xml:space="preserve"> </w:t>
-      </w:r>
-      <w:r>
-        <w:rPr>
-          <w:rFonts w:ascii="Arial" w:hAnsi="Arial" w:eastAsia="Arial" w:cs="Arial"/>
-          <w:color w:val="000000"/>
-          <w:rtl w:val="0"/>
-          <w:lang w:val="en-US" w:eastAsia="ru-RU" w:bidi="ru-RU"/>
-        </w:rPr>
-        <w:t>Cron</w:t>
-      </w:r>
-      <w:r>
-        <w:rPr>
-          <w:rFonts w:ascii="Arial" w:hAnsi="Arial" w:eastAsia="Arial" w:cs="Arial"/>
-          <w:color w:val="000000"/>
-          <w:rtl w:val="0"/>
-          <w:lang w:val="ru-RU" w:eastAsia="ru-RU" w:bidi="ru-RU"/>
-        </w:rPr>
-        <w:t xml:space="preserve"> и </w:t>
-      </w:r>
-      <w:r>
-        <w:rPr>
-          <w:rFonts w:ascii="Arial" w:hAnsi="Arial" w:eastAsia="Arial" w:cs="Arial"/>
-          <w:color w:val="000000"/>
-          <w:rtl w:val="0"/>
-          <w:lang w:val="en-US" w:eastAsia="ru-RU" w:bidi="ru-RU"/>
-        </w:rPr>
-        <w:t>loopback.</w:t>
-      </w:r>
-      <w:r>
-        <w:rPr>
-          <w:rFonts w:ascii="Arial" w:hAnsi="Arial" w:eastAsia="Arial" w:cs="Arial"/>
-          <w:color w:val="000000"/>
-          <w:rtl w:val="0"/>
-          <w:lang w:val="ru-RU" w:eastAsia="ru-RU" w:bidi="ru-RU"/>
-        </w:rPr>
-        <w:t xml:space="preserve"> При сбое </w:t>
-      </w:r>
-      <w:r>
-        <w:rPr>
-          <w:rFonts w:ascii="Arial" w:hAnsi="Arial" w:eastAsia="Arial" w:cs="Arial"/>
-          <w:color w:val="000000"/>
-          <w:rtl w:val="0"/>
-          <w:lang w:val="en-US" w:eastAsia="ru-RU" w:bidi="ru-RU"/>
-        </w:rPr>
-        <w:t>PDF</w:t>
-      </w:r>
-      <w:r>
-        <w:rPr>
-          <w:rFonts w:ascii="Arial" w:hAnsi="Arial" w:eastAsia="Arial" w:cs="Arial"/>
-          <w:color w:val="000000"/>
-          <w:rtl w:val="0"/>
-          <w:lang w:val="ru-RU" w:eastAsia="ru-RU" w:bidi="ru-RU"/>
-        </w:rPr>
-        <w:t xml:space="preserve"> проверьте зависимости, шрифты, расширения, память и временный каталог. Локальные принтеры выбираются в системном диалоге; обновление списка относится только к </w:t>
-      </w:r>
-      <w:r>
-        <w:rPr>
-          <w:rFonts w:ascii="Arial" w:hAnsi="Arial" w:eastAsia="Arial" w:cs="Arial"/>
-          <w:color w:val="000000"/>
-          <w:rtl w:val="0"/>
-          <w:lang w:val="en-US" w:eastAsia="ru-RU" w:bidi="ru-RU"/>
-        </w:rPr>
-        <w:t>PrintNode.</w:t>
-      </w:r>
-      <w:r>
-        <w:rPr>
-          <w:rFonts w:ascii="Arial" w:hAnsi="Arial" w:eastAsia="Arial" w:cs="Arial"/>
-          <w:color w:val="000000"/>
-          <w:rtl w:val="0"/>
-          <w:lang w:val="ru-RU" w:eastAsia="ru-RU" w:bidi="ru-RU"/>
-        </w:rPr>
-        <w:t xml:space="preserve"> До повтора </w:t>
-      </w:r>
-      <w:r>
-        <w:rPr>
-          <w:rFonts w:ascii="Arial" w:hAnsi="Arial" w:eastAsia="Arial" w:cs="Arial"/>
-          <w:color w:val="000000"/>
-          <w:rtl w:val="0"/>
-          <w:lang w:val="en-US" w:eastAsia="ru-RU" w:bidi="ru-RU"/>
-        </w:rPr>
-        <w:t>unknown</w:t>
-      </w:r>
-      <w:r>
-        <w:rPr>
-          <w:rFonts w:ascii="Arial" w:hAnsi="Arial" w:eastAsia="Arial" w:cs="Arial"/>
-          <w:color w:val="000000"/>
-          <w:rtl w:val="0"/>
-          <w:lang w:val="ru-RU" w:eastAsia="ru-RU" w:bidi="ru-RU"/>
-        </w:rPr>
-        <w:t xml:space="preserve"> или </w:t>
-      </w:r>
-      <w:r>
-        <w:rPr>
-          <w:rFonts w:ascii="Arial" w:hAnsi="Arial" w:eastAsia="Arial" w:cs="Arial"/>
-          <w:color w:val="000000"/>
-          <w:rtl w:val="0"/>
-          <w:lang w:val="en-US" w:eastAsia="ru-RU" w:bidi="ru-RU"/>
-        </w:rPr>
-        <w:t>submitted</w:t>
-      </w:r>
-      <w:r>
-        <w:rPr>
-          <w:rFonts w:ascii="Arial" w:hAnsi="Arial" w:eastAsia="Arial" w:cs="Arial"/>
-          <w:color w:val="000000"/>
-          <w:rtl w:val="0"/>
-          <w:lang w:val="ru-RU" w:eastAsia="ru-RU" w:bidi="ru-RU"/>
-        </w:rPr>
-        <w:t xml:space="preserve"> без бумаги проверьте историю.</w:t>
+        </w:rPr>
+        <w:t>При ожидании агента проверьте последнее подключение, бодрствующий компьютер, HTTPS, пароль приложения и точное совпадение очереди. Для CUPS проверьте Scheduled Actions, WP Cron и сеть. Перед повтором unknown проверьте спулер, журнал и бумагу. При ошибках PDF проверьте расширения, шрифты, память и временные права.</w:t>
       </w:r>
     </w:p>
     <w:p>
@@ -10827,7 +9422,7 @@
               <w:left w:w="100" w:type="dxa"/>
               <w:right w:w="100" w:type="dxa"/>
             </w:tcMar>
-            <w:shd w:fill="E7EDF2"/>
+            <w:shd w:fill="D9D9D9" w:val="clear"/>
           </w:tcPr>
           <w:p>
             <w:pPr>
@@ -10859,7 +9454,7 @@
               <w:left w:w="100" w:type="dxa"/>
               <w:right w:w="100" w:type="dxa"/>
             </w:tcMar>
-            <w:shd w:fill="E7EDF2"/>
+            <w:shd w:fill="D9D9D9" w:val="clear"/>
           </w:tcPr>
           <w:p>
             <w:pPr>
@@ -11408,9 +10003,1257 @@
         <w:spacing w:after="40"/>
       </w:pPr>
     </w:p>
+    <w:p>
+      <w:pPr>
+        <w:pStyle w:val="Heading1"/>
+        <w:bidi w:val="0"/>
+        <w:jc w:val="start"/>
+      </w:pPr>
+      <w:r>
+        <w:rPr>
+          <w:lang w:val="ru-RU" w:bidi="ru-RU"/>
+          <w:rtl w:val="0"/>
+        </w:rPr>
+        <w:t>Операции и контракты расширения</w:t>
+      </w:r>
+    </w:p>
+    <w:p>
+      <w:pPr>
+        <w:bidi w:val="0"/>
+        <w:jc w:val="start"/>
+      </w:pPr>
+      <w:r>
+        <w:rPr>
+          <w:lang w:val="ru-RU" w:bidi="ru-RU"/>
+          <w:rtl w:val="0"/>
+        </w:rPr>
+        <w:t>Просмотрите пропущенные счета перед выбором старых заказов. Просмотр не печатает. Диапазон UTC не более 31 дня.</w:t>
+      </w:r>
+    </w:p>
+    <w:p>
+      <w:pPr>
+        <w:bidi w:val="0"/>
+        <w:jc w:val="start"/>
+      </w:pPr>
+      <w:r>
+        <w:rPr>
+          <w:lang w:val="ru-RU" w:bidi="ru-RU"/>
+          <w:rtl w:val="0"/>
+        </w:rPr>
+        <w:t>Выполнение хранится отдельно. Оплата, статус и даты WooCommerce не меняются.</w:t>
+      </w:r>
+    </w:p>
+    <w:p>
+      <w:pPr>
+        <w:bidi w:val="0"/>
+        <w:jc w:val="start"/>
+      </w:pPr>
+      <w:r>
+        <w:rPr>
+          <w:lang w:val="ru-RU" w:bidi="ru-RU"/>
+          <w:rtl w:val="0"/>
+        </w:rPr>
+        <w:t>Используйте клавиатурный сканер или введите код. Нужен вход; сканирование не подтверждает печать на бумаге.</w:t>
+      </w:r>
+    </w:p>
+    <w:p>
+      <w:pPr>
+        <w:bidi w:val="0"/>
+        <w:jc w:val="start"/>
+      </w:pPr>
+      <w:r>
+        <w:rPr>
+          <w:lang w:val="ru-RU" w:bidi="ru-RU"/>
+          <w:rtl w:val="0"/>
+        </w:rPr>
+        <w:t>Экспорт по умолчанию выключен. Сервер должен проверять HMAC, повторы и идемпотентные квитанции. Принятие не доказывает отгрузку. Секреты в БД не зашифрованы; используйте WCIP_EXPORT_SIGNING_SECRET.</w:t>
+      </w:r>
+    </w:p>
+    <w:p>
+      <w:pPr>
+        <w:pStyle w:val="Code"/>
+        <w:bidi w:val="0"/>
+        <w:jc w:val="start"/>
+      </w:pPr>
+      <w:r>
+        <w:rPr>
+          <w:lang w:val="ru-RU" w:bidi="ru-RU"/>
+          <w:rtl w:val="0"/>
+        </w:rPr>
+        <w:t>1.4.0 · 2026-10-10 · c894eb05d2120a4bba09aa3500fe2842a0e48d74</w:t>
+      </w:r>
+    </w:p>
+    <w:p>
+      <w:pPr>
+        <w:pStyle w:val="Code"/>
+        <w:bidi w:val="0"/>
+        <w:jc w:val="start"/>
+      </w:pPr>
+      <w:r>
+        <w:rPr>
+          <w:lang w:val="ru-RU" w:bidi="ru-RU"/>
+          <w:rtl w:val="0"/>
+        </w:rPr>
+        <w:t>docs/operations.md · REMEDIATION_TRACEABILITY.md</w:t>
+      </w:r>
+    </w:p>
+    <w:tbl>
+      <w:tblPr>
+        <w:tblW w:type="auto" w:w="0"/>
+        <w:tblLook w:firstColumn="1" w:firstRow="1" w:lastColumn="0" w:lastRow="0" w:noHBand="0" w:noVBand="1" w:val="04A0"/>
+        <w:tblBorders>
+          <w:top w:val="single" w:sz="4" w:color="D9D9D9"/>
+          <w:left w:val="single" w:sz="4" w:color="D9D9D9"/>
+          <w:bottom w:val="single" w:sz="4" w:color="D9D9D9"/>
+          <w:right w:val="single" w:sz="4" w:color="D9D9D9"/>
+          <w:insideH w:val="single" w:sz="4" w:color="D9D9D9"/>
+          <w:insideV w:val="single" w:sz="4" w:color="D9D9D9"/>
+        </w:tblBorders>
+      </w:tblPr>
+      <w:tblGrid>
+        <w:gridCol w:w="5112"/>
+        <w:gridCol w:w="5112"/>
+      </w:tblGrid>
+      <w:tr>
+        <w:trPr>
+          <w:tblHeader/>
+          <w:cantSplit/>
+        </w:trPr>
+        <w:tc>
+          <w:tcPr>
+            <w:tcW w:type="dxa" w:w="5112"/>
+            <w:vAlign w:val="center"/>
+            <w:shd w:fill="D9D9D9" w:val="clear"/>
+          </w:tcPr>
+          <w:p>
+            <w:pPr>
+              <w:bidi w:val="0"/>
+              <w:jc w:val="start"/>
+            </w:pPr>
+            <w:r>
+              <w:rPr>
+                <w:lang w:val="ru-RU" w:bidi="ru-RU"/>
+                <w:b/>
+                <w:rtl w:val="0"/>
+              </w:rPr>
+              <w:t>Хук</w:t>
+            </w:r>
+          </w:p>
+        </w:tc>
+        <w:tc>
+          <w:tcPr>
+            <w:tcW w:type="dxa" w:w="5112"/>
+            <w:vAlign w:val="center"/>
+            <w:shd w:fill="D9D9D9" w:val="clear"/>
+          </w:tcPr>
+          <w:p>
+            <w:pPr>
+              <w:bidi w:val="0"/>
+              <w:jc w:val="start"/>
+            </w:pPr>
+            <w:r>
+              <w:rPr>
+                <w:lang w:val="ru-RU" w:bidi="ru-RU"/>
+                <w:b/>
+                <w:rtl w:val="0"/>
+              </w:rPr>
+              <w:t>Тип и аргументы</w:t>
+            </w:r>
+          </w:p>
+        </w:tc>
+      </w:tr>
+      <w:tr>
+        <w:trPr>
+          <w:cantSplit/>
+        </w:trPr>
+        <w:tc>
+          <w:tcPr>
+            <w:tcW w:type="dxa" w:w="5112"/>
+            <w:vAlign w:val="center"/>
+          </w:tcPr>
+          <w:p>
+            <w:pPr>
+              <w:bidi w:val="0"/>
+              <w:jc w:val="start"/>
+            </w:pPr>
+            <w:r>
+              <w:rPr>
+                <w:lang w:val="ru-RU" w:bidi="ru-RU"/>
+                <w:rtl w:val="0"/>
+              </w:rPr>
+              <w:t>wcip_payment_method_semantics</w:t>
+            </w:r>
+          </w:p>
+        </w:tc>
+        <w:tc>
+          <w:tcPr>
+            <w:tcW w:type="dxa" w:w="5112"/>
+            <w:vAlign w:val="center"/>
+          </w:tcPr>
+          <w:p>
+            <w:r>
+              <w:t>string, WC_Order, gateway → string</w:t>
+            </w:r>
+          </w:p>
+        </w:tc>
+      </w:tr>
+      <w:tr>
+        <w:trPr>
+          <w:cantSplit/>
+        </w:trPr>
+        <w:tc>
+          <w:tcPr>
+            <w:tcW w:type="dxa" w:w="5112"/>
+            <w:vAlign w:val="center"/>
+          </w:tcPr>
+          <w:p>
+            <w:pPr>
+              <w:bidi w:val="0"/>
+              <w:jc w:val="start"/>
+            </w:pPr>
+            <w:r>
+              <w:rPr>
+                <w:lang w:val="ru-RU" w:bidi="ru-RU"/>
+                <w:rtl w:val="0"/>
+              </w:rPr>
+              <w:t>wcip_payment_confirmed</w:t>
+            </w:r>
+          </w:p>
+        </w:tc>
+        <w:tc>
+          <w:tcPr>
+            <w:tcW w:type="dxa" w:w="5112"/>
+            <w:vAlign w:val="center"/>
+          </w:tcPr>
+          <w:p>
+            <w:r>
+              <w:t>bool, WC_Order, semantics → bool</w:t>
+            </w:r>
+          </w:p>
+        </w:tc>
+      </w:tr>
+      <w:tr>
+        <w:trPr>
+          <w:cantSplit/>
+        </w:trPr>
+        <w:tc>
+          <w:tcPr>
+            <w:tcW w:type="dxa" w:w="5112"/>
+            <w:vAlign w:val="center"/>
+          </w:tcPr>
+          <w:p>
+            <w:pPr>
+              <w:bidi w:val="0"/>
+              <w:jc w:val="start"/>
+            </w:pPr>
+            <w:r>
+              <w:rPr>
+                <w:lang w:val="ru-RU" w:bidi="ru-RU"/>
+                <w:rtl w:val="0"/>
+              </w:rPr>
+              <w:t>wcip_fulfillment_eligible</w:t>
+            </w:r>
+          </w:p>
+        </w:tc>
+        <w:tc>
+          <w:tcPr>
+            <w:tcW w:type="dxa" w:w="5112"/>
+            <w:vAlign w:val="center"/>
+          </w:tcPr>
+          <w:p>
+            <w:pPr>
+              <w:bidi w:val="0"/>
+              <w:jc w:val="start"/>
+            </w:pPr>
+            <w:r>
+              <w:rPr>
+                <w:lang w:val="ru-RU" w:bidi="ru-RU"/>
+                <w:rtl w:val="0"/>
+              </w:rPr>
+              <w:t>bool, WC_Order → bool</w:t>
+            </w:r>
+          </w:p>
+        </w:tc>
+      </w:tr>
+      <w:tr>
+        <w:trPr>
+          <w:cantSplit/>
+        </w:trPr>
+        <w:tc>
+          <w:tcPr>
+            <w:tcW w:type="dxa" w:w="5112"/>
+            <w:vAlign w:val="center"/>
+          </w:tcPr>
+          <w:p>
+            <w:pPr>
+              <w:bidi w:val="0"/>
+              <w:jc w:val="start"/>
+            </w:pPr>
+            <w:r>
+              <w:rPr>
+                <w:lang w:val="ru-RU" w:bidi="ru-RU"/>
+                <w:rtl w:val="0"/>
+              </w:rPr>
+              <w:t>wcip_recipient_data</w:t>
+            </w:r>
+          </w:p>
+        </w:tc>
+        <w:tc>
+          <w:tcPr>
+            <w:tcW w:type="dxa" w:w="5112"/>
+            <w:vAlign w:val="center"/>
+          </w:tcPr>
+          <w:p>
+            <w:pPr>
+              <w:bidi w:val="0"/>
+              <w:jc w:val="start"/>
+            </w:pPr>
+            <w:r>
+              <w:rPr>
+                <w:lang w:val="ru-RU" w:bidi="ru-RU"/>
+                <w:rtl w:val="0"/>
+              </w:rPr>
+              <w:t>array, WC_Order → array</w:t>
+            </w:r>
+          </w:p>
+        </w:tc>
+      </w:tr>
+      <w:tr>
+        <w:trPr>
+          <w:cantSplit/>
+        </w:trPr>
+        <w:tc>
+          <w:tcPr>
+            <w:tcW w:type="dxa" w:w="5112"/>
+            <w:vAlign w:val="center"/>
+          </w:tcPr>
+          <w:p>
+            <w:pPr>
+              <w:bidi w:val="0"/>
+              <w:jc w:val="start"/>
+            </w:pPr>
+            <w:r>
+              <w:rPr>
+                <w:lang w:val="ru-RU" w:bidi="ru-RU"/>
+                <w:rtl w:val="0"/>
+              </w:rPr>
+              <w:t>wcip_item_weight</w:t>
+            </w:r>
+          </w:p>
+        </w:tc>
+        <w:tc>
+          <w:tcPr>
+            <w:tcW w:type="dxa" w:w="5112"/>
+            <w:vAlign w:val="center"/>
+          </w:tcPr>
+          <w:p>
+            <w:r>
+              <w:t>array, WC_Order_Item_Product, quantity → array</w:t>
+            </w:r>
+          </w:p>
+        </w:tc>
+      </w:tr>
+      <w:tr>
+        <w:trPr>
+          <w:cantSplit/>
+        </w:trPr>
+        <w:tc>
+          <w:tcPr>
+            <w:tcW w:type="dxa" w:w="5112"/>
+            <w:vAlign w:val="center"/>
+          </w:tcPr>
+          <w:p>
+            <w:pPr>
+              <w:bidi w:val="0"/>
+              <w:jc w:val="start"/>
+            </w:pPr>
+            <w:r>
+              <w:rPr>
+                <w:lang w:val="ru-RU" w:bidi="ru-RU"/>
+                <w:rtl w:val="0"/>
+              </w:rPr>
+              <w:t>wcip_print_filter_query_args</w:t>
+            </w:r>
+          </w:p>
+        </w:tc>
+        <w:tc>
+          <w:tcPr>
+            <w:tcW w:type="dxa" w:w="5112"/>
+            <w:vAlign w:val="center"/>
+          </w:tcPr>
+          <w:p>
+            <w:pPr>
+              <w:bidi w:val="0"/>
+              <w:jc w:val="start"/>
+            </w:pPr>
+            <w:r>
+              <w:rPr>
+                <w:lang w:val="ru-RU" w:bidi="ru-RU"/>
+                <w:rtl w:val="0"/>
+              </w:rPr>
+              <w:t>array → array</w:t>
+            </w:r>
+          </w:p>
+        </w:tc>
+      </w:tr>
+      <w:tr>
+        <w:trPr>
+          <w:cantSplit/>
+        </w:trPr>
+        <w:tc>
+          <w:tcPr>
+            <w:tcW w:type="dxa" w:w="5112"/>
+            <w:vAlign w:val="center"/>
+          </w:tcPr>
+          <w:p>
+            <w:pPr>
+              <w:bidi w:val="0"/>
+              <w:jc w:val="start"/>
+            </w:pPr>
+            <w:r>
+              <w:rPr>
+                <w:lang w:val="ru-RU" w:bidi="ru-RU"/>
+                <w:rtl w:val="0"/>
+              </w:rPr>
+              <w:t>wcip_can_access_order</w:t>
+            </w:r>
+          </w:p>
+        </w:tc>
+        <w:tc>
+          <w:tcPr>
+            <w:tcW w:type="dxa" w:w="5112"/>
+            <w:vAlign w:val="center"/>
+          </w:tcPr>
+          <w:p>
+            <w:pPr>
+              <w:bidi w:val="0"/>
+              <w:jc w:val="start"/>
+            </w:pPr>
+            <w:r>
+              <w:rPr>
+                <w:lang w:val="ru-RU" w:bidi="ru-RU"/>
+                <w:rtl w:val="0"/>
+              </w:rPr>
+              <w:t>bool, WC_Order, capability → bool</w:t>
+            </w:r>
+          </w:p>
+        </w:tc>
+      </w:tr>
+      <w:tr>
+        <w:trPr>
+          <w:cantSplit/>
+        </w:trPr>
+        <w:tc>
+          <w:tcPr>
+            <w:tcW w:type="dxa" w:w="5112"/>
+            <w:vAlign w:val="center"/>
+          </w:tcPr>
+          <w:p>
+            <w:pPr>
+              <w:bidi w:val="0"/>
+              <w:jc w:val="start"/>
+            </w:pPr>
+            <w:r>
+              <w:rPr>
+                <w:lang w:val="ru-RU" w:bidi="ru-RU"/>
+                <w:rtl w:val="0"/>
+              </w:rPr>
+              <w:t>wcip_print_confirmed</w:t>
+            </w:r>
+          </w:p>
+        </w:tc>
+        <w:tc>
+          <w:tcPr>
+            <w:tcW w:type="dxa" w:w="5112"/>
+            <w:vAlign w:val="center"/>
+          </w:tcPr>
+          <w:p>
+            <w:pPr>
+              <w:bidi w:val="0"/>
+              <w:jc w:val="start"/>
+            </w:pPr>
+            <w:r>
+              <w:rPr>
+                <w:lang w:val="ru-RU" w:bidi="ru-RU"/>
+                <w:rtl w:val="0"/>
+              </w:rPr>
+              <w:t>job array; after commit</w:t>
+            </w:r>
+          </w:p>
+        </w:tc>
+      </w:tr>
+      <w:tr>
+        <w:trPr>
+          <w:cantSplit/>
+        </w:trPr>
+        <w:tc>
+          <w:tcPr>
+            <w:tcW w:type="dxa" w:w="5112"/>
+            <w:vAlign w:val="center"/>
+          </w:tcPr>
+          <w:p>
+            <w:pPr>
+              <w:bidi w:val="0"/>
+              <w:jc w:val="start"/>
+            </w:pPr>
+            <w:r>
+              <w:rPr>
+                <w:lang w:val="ru-RU" w:bidi="ru-RU"/>
+                <w:rtl w:val="0"/>
+              </w:rPr>
+              <w:t>wcip_fulfillment_changed</w:t>
+            </w:r>
+          </w:p>
+        </w:tc>
+        <w:tc>
+          <w:tcPr>
+            <w:tcW w:type="dxa" w:w="5112"/>
+            <w:vAlign w:val="center"/>
+          </w:tcPr>
+          <w:p>
+            <w:pPr>
+              <w:bidi w:val="0"/>
+              <w:jc w:val="start"/>
+            </w:pPr>
+            <w:r>
+              <w:rPr>
+                <w:lang w:val="ru-RU" w:bidi="ru-RU"/>
+                <w:rtl w:val="0"/>
+              </w:rPr>
+              <w:t>state array, event string; after commit</w:t>
+            </w:r>
+          </w:p>
+        </w:tc>
+      </w:tr>
+      <w:tr>
+        <w:trPr>
+          <w:cantSplit/>
+        </w:trPr>
+        <w:tc>
+          <w:tcPr>
+            <w:tcW w:type="dxa" w:w="5112"/>
+            <w:vAlign w:val="center"/>
+          </w:tcPr>
+          <w:p>
+            <w:pPr>
+              <w:bidi w:val="0"/>
+              <w:jc w:val="start"/>
+            </w:pPr>
+            <w:r>
+              <w:rPr>
+                <w:lang w:val="ru-RU" w:bidi="ru-RU"/>
+                <w:rtl w:val="0"/>
+              </w:rPr>
+              <w:t>wcip_export_adapter</w:t>
+            </w:r>
+          </w:p>
+        </w:tc>
+        <w:tc>
+          <w:tcPr>
+            <w:tcW w:type="dxa" w:w="5112"/>
+            <w:vAlign w:val="center"/>
+          </w:tcPr>
+          <w:p>
+            <w:pPr>
+              <w:bidi w:val="0"/>
+              <w:jc w:val="start"/>
+            </w:pPr>
+            <w:r>
+              <w:rPr>
+                <w:lang w:val="ru-RU" w:bidi="ru-RU"/>
+                <w:rtl w:val="0"/>
+              </w:rPr>
+              <w:t>ExportAdapterInterface, SettingsRepository → adapter</w:t>
+            </w:r>
+          </w:p>
+        </w:tc>
+      </w:tr>
+      <w:tr>
+        <w:trPr>
+          <w:cantSplit/>
+        </w:trPr>
+        <w:tc>
+          <w:tcPr>
+            <w:tcW w:type="dxa" w:w="5112"/>
+            <w:vAlign w:val="center"/>
+          </w:tcPr>
+          <w:p>
+            <w:pPr>
+              <w:bidi w:val="0"/>
+              <w:jc w:val="start"/>
+            </w:pPr>
+            <w:r>
+              <w:rPr>
+                <w:lang w:val="ru-RU" w:bidi="ru-RU"/>
+                <w:rtl w:val="0"/>
+              </w:rPr>
+              <w:t>wcip_export_payload</w:t>
+            </w:r>
+          </w:p>
+        </w:tc>
+        <w:tc>
+          <w:tcPr>
+            <w:tcW w:type="dxa" w:w="5112"/>
+            <w:vAlign w:val="center"/>
+          </w:tcPr>
+          <w:p>
+            <w:pPr>
+              <w:bidi w:val="0"/>
+              <w:jc w:val="start"/>
+            </w:pPr>
+            <w:r>
+              <w:rPr>
+                <w:lang w:val="ru-RU" w:bidi="ru-RU"/>
+                <w:rtl w:val="0"/>
+              </w:rPr>
+              <w:t>array, WC_Order, package_id → array</w:t>
+            </w:r>
+          </w:p>
+        </w:tc>
+      </w:tr>
+    </w:tbl>
+    <w:p>
+      <w:pPr>
+        <w:spacing w:before="0" w:after="0" w:line="20" w:lineRule="exact"/>
+      </w:pPr>
+    </w:p>
+    <w:tbl>
+      <w:tblPr>
+        <w:tblW w:type="auto" w:w="0"/>
+        <w:tblLook w:firstColumn="1" w:firstRow="1" w:lastColumn="0" w:lastRow="0" w:noHBand="0" w:noVBand="1" w:val="04A0"/>
+        <w:tblBorders>
+          <w:top w:val="single" w:sz="4" w:color="D9D9D9"/>
+          <w:left w:val="single" w:sz="4" w:color="D9D9D9"/>
+          <w:bottom w:val="single" w:sz="4" w:color="D9D9D9"/>
+          <w:right w:val="single" w:sz="4" w:color="D9D9D9"/>
+          <w:insideH w:val="single" w:sz="4" w:color="D9D9D9"/>
+          <w:insideV w:val="single" w:sz="4" w:color="D9D9D9"/>
+        </w:tblBorders>
+      </w:tblPr>
+      <w:tblGrid>
+        <w:gridCol w:w="5112"/>
+        <w:gridCol w:w="5112"/>
+      </w:tblGrid>
+      <w:tr>
+        <w:trPr>
+          <w:tblHeader/>
+          <w:cantSplit/>
+        </w:trPr>
+        <w:tc>
+          <w:tcPr>
+            <w:tcW w:type="dxa" w:w="5112"/>
+            <w:vAlign w:val="center"/>
+            <w:shd w:fill="D9D9D9" w:val="clear"/>
+          </w:tcPr>
+          <w:p>
+            <w:pPr>
+              <w:bidi w:val="0"/>
+              <w:jc w:val="start"/>
+            </w:pPr>
+            <w:r>
+              <w:rPr>
+                <w:lang w:val="ru-RU" w:bidi="ru-RU"/>
+                <w:b/>
+                <w:rtl w:val="0"/>
+              </w:rPr>
+              <w:t>Метод и маршрут</w:t>
+            </w:r>
+          </w:p>
+        </w:tc>
+        <w:tc>
+          <w:tcPr>
+            <w:tcW w:type="dxa" w:w="5112"/>
+            <w:vAlign w:val="center"/>
+            <w:shd w:fill="D9D9D9" w:val="clear"/>
+          </w:tcPr>
+          <w:p>
+            <w:pPr>
+              <w:bidi w:val="0"/>
+              <w:jc w:val="start"/>
+            </w:pPr>
+            <w:r>
+              <w:rPr>
+                <w:lang w:val="ru-RU" w:bidi="ru-RU"/>
+                <w:b/>
+                <w:rtl w:val="0"/>
+              </w:rPr>
+              <w:t>Требуемое право</w:t>
+            </w:r>
+          </w:p>
+        </w:tc>
+      </w:tr>
+      <w:tr>
+        <w:trPr>
+          <w:cantSplit/>
+        </w:trPr>
+        <w:tc>
+          <w:tcPr>
+            <w:tcW w:type="dxa" w:w="5112"/>
+            <w:vAlign w:val="center"/>
+          </w:tcPr>
+          <w:p>
+            <w:pPr>
+              <w:bidi w:val="0"/>
+              <w:jc w:val="start"/>
+            </w:pPr>
+            <w:r>
+              <w:rPr>
+                <w:lang w:val="ru-RU" w:bidi="ru-RU"/>
+                <w:rtl w:val="0"/>
+              </w:rPr>
+              <w:t>POST /reconciliation/preview</w:t>
+            </w:r>
+          </w:p>
+        </w:tc>
+        <w:tc>
+          <w:tcPr>
+            <w:tcW w:type="dxa" w:w="5112"/>
+            <w:vAlign w:val="center"/>
+          </w:tcPr>
+          <w:p>
+            <w:pPr>
+              <w:bidi w:val="0"/>
+              <w:jc w:val="start"/>
+            </w:pPr>
+            <w:r>
+              <w:rPr>
+                <w:lang w:val="ru-RU" w:bidi="ru-RU"/>
+                <w:rtl w:val="0"/>
+              </w:rPr>
+              <w:t>wcip_manage_settings + wcip_print_invoices</w:t>
+            </w:r>
+          </w:p>
+        </w:tc>
+      </w:tr>
+      <w:tr>
+        <w:trPr>
+          <w:cantSplit/>
+        </w:trPr>
+        <w:tc>
+          <w:tcPr>
+            <w:tcW w:type="dxa" w:w="5112"/>
+            <w:vAlign w:val="center"/>
+          </w:tcPr>
+          <w:p>
+            <w:pPr>
+              <w:bidi w:val="0"/>
+              <w:jc w:val="start"/>
+            </w:pPr>
+            <w:r>
+              <w:rPr>
+                <w:lang w:val="ru-RU" w:bidi="ru-RU"/>
+                <w:rtl w:val="0"/>
+              </w:rPr>
+              <w:t>POST /reconciliation/enqueue</w:t>
+            </w:r>
+          </w:p>
+        </w:tc>
+        <w:tc>
+          <w:tcPr>
+            <w:tcW w:type="dxa" w:w="5112"/>
+            <w:vAlign w:val="center"/>
+          </w:tcPr>
+          <w:p>
+            <w:pPr>
+              <w:bidi w:val="0"/>
+              <w:jc w:val="start"/>
+            </w:pPr>
+            <w:r>
+              <w:rPr>
+                <w:lang w:val="ru-RU" w:bidi="ru-RU"/>
+                <w:rtl w:val="0"/>
+              </w:rPr>
+              <w:t>same + user-bound token + confirm:true</w:t>
+            </w:r>
+          </w:p>
+        </w:tc>
+      </w:tr>
+      <w:tr>
+        <w:trPr>
+          <w:cantSplit/>
+        </w:trPr>
+        <w:tc>
+          <w:tcPr>
+            <w:tcW w:type="dxa" w:w="5112"/>
+            <w:vAlign w:val="center"/>
+          </w:tcPr>
+          <w:p>
+            <w:pPr>
+              <w:bidi w:val="0"/>
+              <w:jc w:val="start"/>
+            </w:pPr>
+            <w:r>
+              <w:rPr>
+                <w:lang w:val="ru-RU" w:bidi="ru-RU"/>
+                <w:rtl w:val="0"/>
+              </w:rPr>
+              <w:t>POST /scan</w:t>
+            </w:r>
+          </w:p>
+        </w:tc>
+        <w:tc>
+          <w:tcPr>
+            <w:tcW w:type="dxa" w:w="5112"/>
+            <w:vAlign w:val="center"/>
+          </w:tcPr>
+          <w:p>
+            <w:pPr>
+              <w:bidi w:val="0"/>
+              <w:jc w:val="start"/>
+            </w:pPr>
+            <w:r>
+              <w:rPr>
+                <w:lang w:val="ru-RU" w:bidi="ru-RU"/>
+                <w:rtl w:val="0"/>
+              </w:rPr>
+              <w:t>wcip_scan_orders + order access</w:t>
+            </w:r>
+          </w:p>
+        </w:tc>
+      </w:tr>
+      <w:tr>
+        <w:trPr>
+          <w:cantSplit/>
+        </w:trPr>
+        <w:tc>
+          <w:tcPr>
+            <w:tcW w:type="dxa" w:w="5112"/>
+            <w:vAlign w:val="center"/>
+          </w:tcPr>
+          <w:p>
+            <w:pPr>
+              <w:bidi w:val="0"/>
+              <w:jc w:val="start"/>
+            </w:pPr>
+            <w:r>
+              <w:rPr>
+                <w:lang w:val="ru-RU" w:bidi="ru-RU"/>
+                <w:rtl w:val="0"/>
+              </w:rPr>
+              <w:t>POST /fulfillment/{id}</w:t>
+            </w:r>
+          </w:p>
+        </w:tc>
+        <w:tc>
+          <w:tcPr>
+            <w:tcW w:type="dxa" w:w="5112"/>
+            <w:vAlign w:val="center"/>
+          </w:tcPr>
+          <w:p>
+            <w:pPr>
+              <w:bidi w:val="0"/>
+              <w:jc w:val="start"/>
+            </w:pPr>
+            <w:r>
+              <w:rPr>
+                <w:lang w:val="ru-RU" w:bidi="ru-RU"/>
+                <w:rtl w:val="0"/>
+              </w:rPr>
+              <w:t>wcip_manage_fulfillment + order access + revision</w:t>
+            </w:r>
+          </w:p>
+        </w:tc>
+      </w:tr>
+      <w:tr>
+        <w:trPr>
+          <w:cantSplit/>
+        </w:trPr>
+        <w:tc>
+          <w:tcPr>
+            <w:tcW w:type="dxa" w:w="5112"/>
+            <w:vAlign w:val="center"/>
+          </w:tcPr>
+          <w:p>
+            <w:pPr>
+              <w:bidi w:val="0"/>
+              <w:jc w:val="start"/>
+            </w:pPr>
+            <w:r>
+              <w:rPr>
+                <w:lang w:val="ru-RU" w:bidi="ru-RU"/>
+                <w:rtl w:val="0"/>
+              </w:rPr>
+              <w:t>POST /exports</w:t>
+            </w:r>
+          </w:p>
+        </w:tc>
+        <w:tc>
+          <w:tcPr>
+            <w:tcW w:type="dxa" w:w="5112"/>
+            <w:vAlign w:val="center"/>
+          </w:tcPr>
+          <w:p>
+            <w:pPr>
+              <w:bidi w:val="0"/>
+              <w:jc w:val="start"/>
+            </w:pPr>
+            <w:r>
+              <w:rPr>
+                <w:lang w:val="ru-RU" w:bidi="ru-RU"/>
+                <w:rtl w:val="0"/>
+              </w:rPr>
+              <w:t>wcip_export_orders + order access + event_key</w:t>
+            </w:r>
+          </w:p>
+        </w:tc>
+      </w:tr>
+      <w:tr>
+        <w:trPr>
+          <w:cantSplit/>
+        </w:trPr>
+        <w:tc>
+          <w:tcPr>
+            <w:tcW w:type="dxa" w:w="5112"/>
+            <w:vAlign w:val="center"/>
+          </w:tcPr>
+          <w:p>
+            <w:pPr>
+              <w:bidi w:val="0"/>
+              <w:jc w:val="start"/>
+            </w:pPr>
+            <w:r>
+              <w:rPr>
+                <w:lang w:val="ru-RU" w:bidi="ru-RU"/>
+                <w:rtl w:val="0"/>
+              </w:rPr>
+              <w:t>GET /exports/history</w:t>
+            </w:r>
+          </w:p>
+        </w:tc>
+        <w:tc>
+          <w:tcPr>
+            <w:tcW w:type="dxa" w:w="5112"/>
+            <w:vAlign w:val="center"/>
+          </w:tcPr>
+          <w:p>
+            <w:pPr>
+              <w:bidi w:val="0"/>
+              <w:jc w:val="start"/>
+            </w:pPr>
+            <w:r>
+              <w:rPr>
+                <w:lang w:val="ru-RU" w:bidi="ru-RU"/>
+                <w:rtl w:val="0"/>
+              </w:rPr>
+              <w:t>wcip_export_orders</w:t>
+            </w:r>
+          </w:p>
+        </w:tc>
+      </w:tr>
+      <w:tr>
+        <w:trPr>
+          <w:cantSplit/>
+        </w:trPr>
+        <w:tc>
+          <w:tcPr>
+            <w:tcW w:type="dxa" w:w="5112"/>
+            <w:vAlign w:val="center"/>
+          </w:tcPr>
+          <w:p>
+            <w:pPr>
+              <w:bidi w:val="0"/>
+              <w:jc w:val="start"/>
+            </w:pPr>
+            <w:r>
+              <w:rPr>
+                <w:lang w:val="ru-RU" w:bidi="ru-RU"/>
+                <w:rtl w:val="0"/>
+              </w:rPr>
+              <w:t>POST /exports/test</w:t>
+            </w:r>
+          </w:p>
+        </w:tc>
+        <w:tc>
+          <w:tcPr>
+            <w:tcW w:type="dxa" w:w="5112"/>
+            <w:vAlign w:val="center"/>
+          </w:tcPr>
+          <w:p>
+            <w:pPr>
+              <w:bidi w:val="0"/>
+              <w:jc w:val="start"/>
+            </w:pPr>
+            <w:r>
+              <w:rPr>
+                <w:lang w:val="ru-RU" w:bidi="ru-RU"/>
+                <w:rtl w:val="0"/>
+              </w:rPr>
+              <w:t>wcip_export_orders + wcip_manage_settings</w:t>
+            </w:r>
+          </w:p>
+        </w:tc>
+      </w:tr>
+      <w:tr>
+        <w:trPr>
+          <w:cantSplit/>
+        </w:trPr>
+        <w:tc>
+          <w:tcPr>
+            <w:tcW w:type="dxa" w:w="5112"/>
+            <w:vAlign w:val="center"/>
+          </w:tcPr>
+          <w:p>
+            <w:pPr>
+              <w:bidi w:val="0"/>
+              <w:jc w:val="start"/>
+            </w:pPr>
+            <w:r>
+              <w:rPr>
+                <w:lang w:val="ru-RU" w:bidi="ru-RU"/>
+                <w:rtl w:val="0"/>
+              </w:rPr>
+              <w:t>GET /diagnostics</w:t>
+            </w:r>
+          </w:p>
+        </w:tc>
+        <w:tc>
+          <w:tcPr>
+            <w:tcW w:type="dxa" w:w="5112"/>
+            <w:vAlign w:val="center"/>
+          </w:tcPr>
+          <w:p>
+            <w:pPr>
+              <w:bidi w:val="0"/>
+              <w:jc w:val="start"/>
+            </w:pPr>
+            <w:r>
+              <w:rPr>
+                <w:lang w:val="ru-RU" w:bidi="ru-RU"/>
+                <w:rtl w:val="0"/>
+              </w:rPr>
+              <w:t>wcip_manage_settings + wcip_print_invoices</w:t>
+            </w:r>
+          </w:p>
+        </w:tc>
+      </w:tr>
+    </w:tbl>
+    <w:p>
+      <w:pPr>
+        <w:pStyle w:val="Code"/>
+        <w:bidi w:val="0"/>
+        <w:jc w:val="start"/>
+      </w:pPr>
+      <w:r>
+        <w:rPr>
+          <w:lang w:val="ru-RU" w:bidi="ru-RU"/>
+          <w:rtl w:val="0"/>
+        </w:rPr>
+        <w:t>TemplateDefinition(id, name, description, paper_size, orientation, supports_rtl, file_path, document_type = "invoice")</w:t>
+      </w:r>
+    </w:p>
+    <w:p>
+      <w:pPr>
+        <w:pStyle w:val="Code"/>
+        <w:bidi w:val="0"/>
+        <w:jc w:val="start"/>
+      </w:pPr>
+      <w:r>
+        <w:rPr>
+          <w:lang w:val="ru-RU" w:bidi="ru-RU"/>
+          <w:rtl w:val="0"/>
+        </w:rPr>
+        <w:t>document_type: invoice | shipping_label | packing_list</w:t>
+        <w:br/>
+        <w:t>ExportAdapterInterface: id(), capabilities(), validate_configuration(), test_connection(), submit(payload, idempotency_key)</w:t>
+      </w:r>
+    </w:p>
+    <w:p>
+      <w:pPr>
+        <w:pStyle w:val="Code"/>
+        <w:bidi w:val="0"/>
+        <w:jc w:val="start"/>
+      </w:pPr>
+      <w:r>
+        <w:rPr>
+          <w:lang w:val="ru-RU" w:bidi="ru-RU"/>
+          <w:rtl w:val="0"/>
+        </w:rPr>
+        <w:t>wcip_runtime_leases · wcip_document_references · wcip_fulfillment · wcip_fulfillment_events · wcip_export_outbox</w:t>
+      </w:r>
+    </w:p>
+    <w:p>
+      <w:pPr>
+        <w:bidi w:val="0"/>
+        <w:jc w:val="start"/>
+      </w:pPr>
+      <w:r>
+        <w:rPr>
+          <w:lang w:val="ru-RU" w:bidi="ru-RU" w:eastAsia="ru-RU"/>
+          <w:color w:val="000000"/>
+          <w:rtl w:val="0"/>
+          <w:rFonts w:ascii="Arial" w:hAnsi="Arial" w:eastAsia="Arial" w:cs="Arial"/>
+        </w:rPr>
+        <w:t>1.3.0: Используйте только приложения и провайдеры с открытым кодом без обязательной подписки или платы за задания. CUPS заменяет прежний коммерческий сервис. Обновление удаляет его учётные данные, отключает автопечать, отменяет ожидающие задания и помечает обрабатываемые как unknown. Подтверждённая история сохраняется; старые задания не переводятся в CUPS. Настройте CUPS заново и проверьте очередь и бумагу перед повтором. До обновления остановите обработчики и сделайте резервную копию. Редактируйте DOCX в LibreOffice.</w:t>
+      </w:r>
+    </w:p>
+    <w:p>
+      <w:pPr>
+        <w:pStyle w:val="Code"/>
+        <w:bidi w:val="0"/>
+        <w:spacing w:before="0" w:after="0"/>
+        <w:jc w:val="start"/>
+      </w:pPr>
+      <w:r>
+        <w:rPr>
+          <w:lang w:val="en-US" w:bidi="en-US" w:eastAsia="en-US"/>
+          <w:color w:val="000000"/>
+          <w:rtl w:val="0"/>
+          <w:rFonts w:ascii="Courier New" w:hAnsi="Courier New" w:eastAsia="Courier New" w:cs="Courier New"/>
+        </w:rPr>
+        <w:t>cups_endpoint: HTTPS origin 443/631; cups_printer_id: exact queue</w:t>
+        <w:br/>
+        <w:t>cups_username · cups_password · provider_id=cups</w:t>
+        <w:br/>
+        <w:t>WCIP_CUPS_PASSWORD · WCIP_CUPS_TRUSTED_HOSTS · WCIP_CUPS_CA_BUNDLE</w:t>
+        <w:br/>
+        <w:t>Migration 1.3.0 · schema 1.4.0 · docs/open-source-printing.md</w:t>
+      </w:r>
+    </w:p>
+    <w:p>
+      <w:pPr>
+        <w:pStyle w:val="Heading1"/>
+        <w:bidi w:val="0"/>
+        <w:jc w:val="start"/>
+      </w:pPr>
+      <w:r>
+        <w:rPr>
+          <w:lang w:val="ru-RU" w:bidi="ru-RU" w:eastAsia="ru-RU"/>
+          <w:color w:val="000000"/>
+          <w:rtl w:val="0"/>
+          <w:rFonts w:ascii="Arial" w:hAnsi="Arial" w:eastAsia="Arial" w:cs="Arial"/>
+        </w:rPr>
+        <w:t>Автопечать на разных платформах</w:t>
+      </w:r>
+    </w:p>
+    <w:p>
+      <w:pPr>
+        <w:bidi w:val="0"/>
+        <w:jc w:val="start"/>
+      </w:pPr>
+      <w:r>
+        <w:rPr>
+          <w:lang w:val="ru-RU" w:bidi="ru-RU" w:eastAsia="ru-RU"/>
+          <w:color w:val="000000"/>
+          <w:rtl w:val="0"/>
+          <w:rFonts w:ascii="Arial" w:hAnsi="Arial" w:eastAsia="Arial" w:cs="Arial"/>
+        </w:rPr>
+        <w:t>WordPress устанавливается на любой поддерживаемой ОС хостинга: общий хостинг, VPS или выделенный сервер. Нужны заявленные расширения PHP, доступное временное хранилище и HTTPS REST с паролями приложений. Принтерные программы и shell-команды на хостинге не нужны. На компьютере печати нужны Python 3.10+ и исходящий HTTPS; Windows использует свободный SumatraPDF, Linux/macOS — CUPS lp. Не допускайте сна компьютера и обеспечьте готовность принтера.</w:t>
+      </w:r>
+    </w:p>
+    <w:p>
+      <w:pPr>
+        <w:bidi w:val="0"/>
+        <w:jc w:val="start"/>
+      </w:pPr>
+      <w:r>
+        <w:rPr>
+          <w:lang w:val="ru-RU" w:bidi="ru-RU" w:eastAsia="ru-RU"/>
+          <w:color w:val="000000"/>
+          <w:rtl w:val="0"/>
+          <w:rFonts w:ascii="Arial" w:hAnsi="Arial" w:eastAsia="Arial" w:cs="Arial"/>
+        </w:rPr>
+        <w:t>Создайте отдельного пользователя агента и пароль приложения. В Printers свяжите числовой ID и логическую очередь с учётом регистра; скопируйте REST URL в локальную конфигурацию. Укажите установленный принтер и путь программы, передайте пароль через окружение. Проверьте ручную печать и бумагу до включения агента. В Windows запускайте через Task Scheduler при входе пользователя печати, в Linux/macOS — через менеджер служб. Агент должен работать постоянно; открытый браузер не нужен.</w:t>
+      </w:r>
+    </w:p>
+    <w:p>
+      <w:pPr>
+        <w:bidi w:val="0"/>
+        <w:jc w:val="start"/>
+      </w:pPr>
+      <w:r>
+        <w:rPr>
+          <w:lang w:val="ru-RU" w:bidi="ru-RU" w:eastAsia="ru-RU"/>
+          <w:color w:val="000000"/>
+          <w:rtl w:val="0"/>
+          <w:rFonts w:ascii="Arial" w:hAnsi="Arial" w:eastAsia="Arial" w:cs="Arial"/>
+        </w:rPr>
+        <w:t>Загрузка PDF не разрешает печать без успешного запроса start. Подготовленная аренда истекает через 600 секунд и может быть получена заново; начатая становится unknown. Долговечный журнал SQLite фиксирует попытку до запуска принтера. После сбоя агент сообщает неопределённость без повторной печати; повторная доставка квитанции не запускает принтер. Сохраняйте журнал при обновлении и ограничивайте доступ к нему и паролю. submitted означает принятие спулером, а не бумажную печать.</w:t>
+      </w:r>
+    </w:p>
+    <w:p>
+      <w:pPr>
+        <w:bidi w:val="0"/>
+        <w:jc w:val="start"/>
+      </w:pPr>
+      <w:r>
+        <w:rPr>
+          <w:lang w:val="ru-RU" w:bidi="ru-RU" w:eastAsia="ru-RU"/>
+          <w:color w:val="000000"/>
+          <w:rtl w:val="0"/>
+          <w:rFonts w:ascii="Arial" w:hAnsi="Arial" w:eastAsia="Arial" w:cs="Arial"/>
+        </w:rPr>
+        <w:t>Роль агента имеет только read и wcip_run_print_agent. Claim/start/receipt требуют HTTPS, фактической аутентификации паролем приложения, связанного пользователя/очереди и актуального токена. Плагин хранит хеш токена, проверяет размер/хеш PDF и повторно проверяет право автопечати до start. Расширяйте локальную печать фиксированными аргументами без shell, сохраняйте порядок журнала и обработку неопределённости. Перед внедрением тестируйте нативные ОС и реальные принтеры.</w:t>
+      </w:r>
+    </w:p>
+    <w:p>
+      <w:pPr>
+        <w:pStyle w:val="Code"/>
+        <w:bidi w:val="0"/>
+        <w:jc w:val="start"/>
+      </w:pPr>
+      <w:r>
+        <w:rPr>
+          <w:lang w:val="en-US" w:bidi="en-US" w:eastAsia="en-US"/>
+          <w:color w:val="000000"/>
+          <w:rtl w:val="0"/>
+          <w:rFonts w:ascii="Courier New" w:hAnsi="Courier New" w:eastAsia="Courier New" w:cs="Courier New"/>
+        </w:rPr>
+        <w:t>automatic_provider: agent | cups</w:t>
+        <w:br/>
+        <w:t>agent_user_id: paired numeric WordPress user ID</w:t>
+        <w:br/>
+        <w:t>agent_queue: Office (exact case, same on both sides)</w:t>
+        <w:br/>
+        <w:t>POST /agent/claim: route</w:t>
+        <w:br/>
+        <w:t>POST /agent/jobs/{id}/start: token</w:t>
+        <w:br/>
+        <w:t>POST /agent/jobs/{id}/receipt: token, outcome</w:t>
+        <w:br/>
+        <w:t>outcome: submitted | unknown | failed</w:t>
+      </w:r>
+    </w:p>
+    <w:p>
+      <w:pPr>
+        <w:pStyle w:val="Code"/>
+        <w:bidi w:val="0"/>
+        <w:jc w:val="start"/>
+      </w:pPr>
+      <w:r>
+        <w:rPr>
+          <w:lang w:val="en-US" w:bidi="en-US" w:eastAsia="en-US"/>
+          <w:color w:val="000000"/>
+          <w:rtl w:val="0"/>
+          <w:rFonts w:ascii="Courier New" w:hAnsi="Courier New" w:eastAsia="Courier New" w:cs="Courier New"/>
+        </w:rPr>
+        <w:t>print-agent/config.example.json -&gt; private config.json</w:t>
+        <w:br/>
+        <w:t>WCIP_AGENT_PASSWORD: WordPress Application Password</w:t>
+        <w:br/>
+        <w:t>Windows: python wcip_agent.py --config config.json</w:t>
+        <w:br/>
+        <w:t>Linux/macOS: python3 wcip_agent.py --config config.json</w:t>
+        <w:br/>
+        <w:t>Local backend: sumatra (Windows) | cups (Linux/macOS)</w:t>
+        <w:br/>
+        <w:t>Backend executable: SumatraPDF.exe | /usr/bin/lp</w:t>
+        <w:br/>
+        <w:t>Queue mapping: route -&gt; printer (local installed name)</w:t>
+        <w:br/>
+        <w:t>Private journal: state.sqlite3 (preserve on restart)</w:t>
+        <w:br/>
+        <w:t>python3 -m unittest discover -s print-agent -p "test_*.py"</w:t>
+        <w:br/>
+        <w:t>docs/cross-platform-printing.md · print-agent/README.md</w:t>
+      </w:r>
+    </w:p>
     <w:sectPr>
       <w:headerReference w:type="default" r:id="rId9"/>
       <w:footerReference w:type="default" r:id="rId10"/>
+      <w:headerReference w:type="first" r:id="rId11"/>
+      <w:footerReference w:type="first" r:id="rId12"/>
+      <w:headerReference w:type="even" r:id="rId13"/>
+      <w:footerReference w:type="even" r:id="rId14"/>
       <w:pgSz w:w="12240" w:h="15840"/>
       <w:pgMar w:top="1008" w:right="1008" w:bottom="1008" w:left="1008" w:header="432" w:footer="432" w:gutter="0"/>
       <w:cols w:space="720"/>
@@ -11444,6 +11287,26 @@
 </w:ftr>
 </file>
 
+<file path=word/footer2.xml><?xml version="1.0" encoding="utf-8"?>
+<w:ftr xmlns:m="http://schemas.openxmlformats.org/officeDocument/2006/math" xmlns:mc="http://schemas.openxmlformats.org/markup-compatibility/2006" xmlns:mo="http://schemas.microsoft.com/office/mac/office/2008/main" xmlns:mv="urn:schemas-microsoft-com:mac:vml" xmlns:o="urn:schemas-microsoft-com:office:office" xmlns:r="http://schemas.openxmlformats.org/officeDocument/2006/relationships" xmlns:v="urn:schemas-microsoft-com:vml" xmlns:w10="urn:schemas-microsoft-com:office:word" xmlns:w14="http://schemas.microsoft.com/office/word/2010/wordml" xmlns:w="http://schemas.openxmlformats.org/wordprocessingml/2006/main" xmlns:wne="http://schemas.microsoft.com/office/word/2006/wordml" xmlns:wp14="http://schemas.microsoft.com/office/word/2010/wordprocessingDrawing" xmlns:wp="http://schemas.openxmlformats.org/drawingml/2006/wordprocessingDrawing" xmlns:wpc="http://schemas.microsoft.com/office/word/2010/wordprocessingCanvas" xmlns:wpg="http://schemas.microsoft.com/office/word/2010/wordprocessingGroup" xmlns:wpi="http://schemas.microsoft.com/office/word/2010/wordprocessingInk" xmlns:wps="http://schemas.microsoft.com/office/word/2010/wordprocessingShape" mc:Ignorable="w14 wp14">
+  <w:p>
+    <w:pPr>
+      <w:pStyle w:val="Footer"/>
+    </w:pPr>
+  </w:p>
+</w:ftr>
+</file>
+
+<file path=word/footer3.xml><?xml version="1.0" encoding="utf-8"?>
+<w:ftr xmlns:m="http://schemas.openxmlformats.org/officeDocument/2006/math" xmlns:mc="http://schemas.openxmlformats.org/markup-compatibility/2006" xmlns:mo="http://schemas.microsoft.com/office/mac/office/2008/main" xmlns:mv="urn:schemas-microsoft-com:mac:vml" xmlns:o="urn:schemas-microsoft-com:office:office" xmlns:r="http://schemas.openxmlformats.org/officeDocument/2006/relationships" xmlns:v="urn:schemas-microsoft-com:vml" xmlns:w10="urn:schemas-microsoft-com:office:word" xmlns:w14="http://schemas.microsoft.com/office/word/2010/wordml" xmlns:w="http://schemas.openxmlformats.org/wordprocessingml/2006/main" xmlns:wne="http://schemas.microsoft.com/office/word/2006/wordml" xmlns:wp14="http://schemas.microsoft.com/office/word/2010/wordprocessingDrawing" xmlns:wp="http://schemas.openxmlformats.org/drawingml/2006/wordprocessingDrawing" xmlns:wpc="http://schemas.microsoft.com/office/word/2010/wordprocessingCanvas" xmlns:wpg="http://schemas.microsoft.com/office/word/2010/wordprocessingGroup" xmlns:wpi="http://schemas.microsoft.com/office/word/2010/wordprocessingInk" xmlns:wps="http://schemas.microsoft.com/office/word/2010/wordprocessingShape" mc:Ignorable="w14 wp14">
+  <w:p>
+    <w:pPr>
+      <w:pStyle w:val="Footer"/>
+    </w:pPr>
+  </w:p>
+</w:ftr>
+</file>
+
 <file path=word/header1.xml><?xml version="1.0" encoding="utf-8"?>
 <w:hdr xmlns:m="http://schemas.openxmlformats.org/officeDocument/2006/math" xmlns:mc="http://schemas.openxmlformats.org/markup-compatibility/2006" xmlns:mo="http://schemas.microsoft.com/office/mac/office/2008/main" xmlns:mv="urn:schemas-microsoft-com:mac:vml" xmlns:o="urn:schemas-microsoft-com:office:office" xmlns:r="http://schemas.openxmlformats.org/officeDocument/2006/relationships" xmlns:v="urn:schemas-microsoft-com:vml" xmlns:w10="urn:schemas-microsoft-com:office:word" xmlns:w14="http://schemas.microsoft.com/office/word/2010/wordml" xmlns:w="http://schemas.openxmlformats.org/wordprocessingml/2006/main" xmlns:wne="http://schemas.microsoft.com/office/word/2006/wordml" xmlns:wp14="http://schemas.microsoft.com/office/word/2010/wordprocessingDrawing" xmlns:wp="http://schemas.openxmlformats.org/drawingml/2006/wordprocessingDrawing" xmlns:wpc="http://schemas.microsoft.com/office/word/2010/wordprocessingCanvas" xmlns:wpg="http://schemas.microsoft.com/office/word/2010/wordprocessingGroup" xmlns:wpi="http://schemas.microsoft.com/office/word/2010/wordprocessingInk" xmlns:wps="http://schemas.microsoft.com/office/word/2010/wordprocessingShape" mc:Ignorable="w14 wp14">
   <w:p>
@@ -11460,8 +11323,28 @@
         <w:rtl w:val="0"/>
         <w:lang w:val="en-US" w:eastAsia="ru-RU" w:bidi="ru-RU"/>
       </w:rPr>
-      <w:t>WooCommerce Invoice Printer  1.1.2</w:t>
+      <w:t>WooCommerce Invoice Printer  1.4.0</w:t>
     </w:r>
+  </w:p>
+</w:hdr>
+</file>
+
+<file path=word/header2.xml><?xml version="1.0" encoding="utf-8"?>
+<w:hdr xmlns:m="http://schemas.openxmlformats.org/officeDocument/2006/math" xmlns:mc="http://schemas.openxmlformats.org/markup-compatibility/2006" xmlns:mo="http://schemas.microsoft.com/office/mac/office/2008/main" xmlns:mv="urn:schemas-microsoft-com:mac:vml" xmlns:o="urn:schemas-microsoft-com:office:office" xmlns:r="http://schemas.openxmlformats.org/officeDocument/2006/relationships" xmlns:v="urn:schemas-microsoft-com:vml" xmlns:w10="urn:schemas-microsoft-com:office:word" xmlns:w14="http://schemas.microsoft.com/office/word/2010/wordml" xmlns:w="http://schemas.openxmlformats.org/wordprocessingml/2006/main" xmlns:wne="http://schemas.microsoft.com/office/word/2006/wordml" xmlns:wp14="http://schemas.microsoft.com/office/word/2010/wordprocessingDrawing" xmlns:wp="http://schemas.openxmlformats.org/drawingml/2006/wordprocessingDrawing" xmlns:wpc="http://schemas.microsoft.com/office/word/2010/wordprocessingCanvas" xmlns:wpg="http://schemas.microsoft.com/office/word/2010/wordprocessingGroup" xmlns:wpi="http://schemas.microsoft.com/office/word/2010/wordprocessingInk" xmlns:wps="http://schemas.microsoft.com/office/word/2010/wordprocessingShape" mc:Ignorable="w14 wp14">
+  <w:p>
+    <w:pPr>
+      <w:pStyle w:val="Header"/>
+    </w:pPr>
+  </w:p>
+</w:hdr>
+</file>
+
+<file path=word/header3.xml><?xml version="1.0" encoding="utf-8"?>
+<w:hdr xmlns:m="http://schemas.openxmlformats.org/officeDocument/2006/math" xmlns:mc="http://schemas.openxmlformats.org/markup-compatibility/2006" xmlns:mo="http://schemas.microsoft.com/office/mac/office/2008/main" xmlns:mv="urn:schemas-microsoft-com:mac:vml" xmlns:o="urn:schemas-microsoft-com:office:office" xmlns:r="http://schemas.openxmlformats.org/officeDocument/2006/relationships" xmlns:v="urn:schemas-microsoft-com:vml" xmlns:w10="urn:schemas-microsoft-com:office:word" xmlns:w14="http://schemas.microsoft.com/office/word/2010/wordml" xmlns:w="http://schemas.openxmlformats.org/wordprocessingml/2006/main" xmlns:wne="http://schemas.microsoft.com/office/word/2006/wordml" xmlns:wp14="http://schemas.microsoft.com/office/word/2010/wordprocessingDrawing" xmlns:wp="http://schemas.openxmlformats.org/drawingml/2006/wordprocessingDrawing" xmlns:wpc="http://schemas.microsoft.com/office/word/2010/wordprocessingCanvas" xmlns:wpg="http://schemas.microsoft.com/office/word/2010/wordprocessingGroup" xmlns:wpi="http://schemas.microsoft.com/office/word/2010/wordprocessingInk" xmlns:wps="http://schemas.microsoft.com/office/word/2010/wordprocessingShape" mc:Ignorable="w14 wp14">
+  <w:p>
+    <w:pPr>
+      <w:pStyle w:val="Header"/>
+    </w:pPr>
   </w:p>
 </w:hdr>
 </file>
